--- a/irb/translation_certificate/16-350-certificate-of-translation-form.docx
+++ b/irb/translation_certificate/16-350-certificate-of-translation-form.docx
@@ -112,157 +112,135 @@
         <w:rPr>
           <w:rFonts w:ascii="Calibri" w:hAnsi="Calibri" w:cs="Tahoma"/>
         </w:rPr>
-        <w:t xml:space="preserve">must </w:t>
-      </w:r>
-      <w:proofErr w:type="gramStart"/>
+        <w:t>must be uploaded to eIRB</w:t>
+      </w:r>
       <w:r>
         <w:rPr>
           <w:rFonts w:ascii="Calibri" w:hAnsi="Calibri" w:cs="Tahoma"/>
         </w:rPr>
-        <w:t>be uploaded</w:t>
-      </w:r>
-      <w:proofErr w:type="gramEnd"/>
+        <w:t>+</w:t>
+      </w:r>
       <w:r>
         <w:rPr>
           <w:rFonts w:ascii="Calibri" w:hAnsi="Calibri" w:cs="Tahoma"/>
         </w:rPr>
-        <w:t xml:space="preserve"> to eIRB</w:t>
+        <w:t>, approved by the IRB before their use,</w:t>
       </w:r>
       <w:r>
         <w:rPr>
           <w:rFonts w:ascii="Calibri" w:hAnsi="Calibri" w:cs="Tahoma"/>
         </w:rPr>
-        <w:t>+</w:t>
+        <w:t xml:space="preserve"> and retained in the research file. A qualified translator must assure</w:t>
       </w:r>
       <w:r>
         <w:rPr>
           <w:rFonts w:ascii="Calibri" w:hAnsi="Calibri" w:cs="Tahoma"/>
         </w:rPr>
-        <w:t>, approved by the IRB before their use,</w:t>
+        <w:t xml:space="preserve"> [or certify]</w:t>
       </w:r>
       <w:r>
         <w:rPr>
           <w:rFonts w:ascii="Calibri" w:hAnsi="Calibri" w:cs="Tahoma"/>
         </w:rPr>
-        <w:t xml:space="preserve"> and retained in the research file. A qualified translator must assure</w:t>
+        <w:t xml:space="preserve"> the accuracy of the translations. </w:t>
       </w:r>
       <w:r>
         <w:rPr>
           <w:rFonts w:ascii="Calibri" w:hAnsi="Calibri" w:cs="Tahoma"/>
         </w:rPr>
-        <w:t xml:space="preserve"> [or certify]</w:t>
+        <w:t>Individuals</w:t>
       </w:r>
       <w:r>
         <w:rPr>
           <w:rFonts w:ascii="Calibri" w:hAnsi="Calibri" w:cs="Tahoma"/>
         </w:rPr>
-        <w:t xml:space="preserve"> the accuracy of the translations. </w:t>
+        <w:t xml:space="preserve"> who translate the material </w:t>
       </w:r>
       <w:r>
         <w:rPr>
           <w:rFonts w:ascii="Calibri" w:hAnsi="Calibri" w:cs="Tahoma"/>
         </w:rPr>
-        <w:t>Individuals</w:t>
+        <w:t>must</w:t>
       </w:r>
       <w:r>
         <w:rPr>
           <w:rFonts w:ascii="Calibri" w:hAnsi="Calibri" w:cs="Tahoma"/>
         </w:rPr>
-        <w:t xml:space="preserve"> who translate the material </w:t>
+        <w:t xml:space="preserve"> </w:t>
       </w:r>
       <w:r>
         <w:rPr>
           <w:rFonts w:ascii="Calibri" w:hAnsi="Calibri" w:cs="Tahoma"/>
         </w:rPr>
-        <w:t>must</w:t>
+        <w:t>briefly describe</w:t>
       </w:r>
       <w:r>
         <w:rPr>
           <w:rFonts w:ascii="Calibri" w:hAnsi="Calibri" w:cs="Tahoma"/>
         </w:rPr>
+        <w:t xml:space="preserve"> their qualifications, skills</w:t>
+      </w:r>
+      <w:r>
+        <w:rPr>
+          <w:rFonts w:ascii="Calibri" w:hAnsi="Calibri" w:cs="Tahoma"/>
+        </w:rPr>
+        <w:t>,</w:t>
+      </w:r>
+      <w:r>
+        <w:rPr>
+          <w:rFonts w:ascii="Calibri" w:hAnsi="Calibri" w:cs="Tahoma"/>
+        </w:rPr>
+        <w:t xml:space="preserve"> or experience for serving in this role and </w:t>
+      </w:r>
+      <w:r>
+        <w:rPr>
+          <w:rFonts w:ascii="Calibri" w:hAnsi="Calibri" w:cs="Tahoma"/>
+        </w:rPr>
+        <w:t>assure the accuracy of the translations. Their signature on th</w:t>
+      </w:r>
+      <w:r>
+        <w:rPr>
+          <w:rFonts w:ascii="Calibri" w:hAnsi="Calibri" w:cs="Tahoma"/>
+        </w:rPr>
+        <w:t>is</w:t>
+      </w:r>
+      <w:r>
+        <w:rPr>
+          <w:rFonts w:ascii="Calibri" w:hAnsi="Calibri" w:cs="Tahoma"/>
+        </w:rPr>
         <w:t xml:space="preserve"> </w:t>
       </w:r>
       <w:r>
         <w:rPr>
           <w:rFonts w:ascii="Calibri" w:hAnsi="Calibri" w:cs="Tahoma"/>
-        </w:rPr>
-        <w:t>briefly describe</w:t>
+          <w:b/>
+          <w:bCs/>
+        </w:rPr>
+        <w:t>CERTIFICATE of TRANSLATION FORM</w:t>
       </w:r>
       <w:r>
         <w:rPr>
           <w:rFonts w:ascii="Calibri" w:hAnsi="Calibri" w:cs="Tahoma"/>
         </w:rPr>
-        <w:t xml:space="preserve"> their qualifications, skills</w:t>
+        <w:t xml:space="preserve"> </w:t>
       </w:r>
       <w:r>
         <w:rPr>
           <w:rFonts w:ascii="Calibri" w:hAnsi="Calibri" w:cs="Tahoma"/>
         </w:rPr>
-        <w:t>,</w:t>
+        <w:t xml:space="preserve">gives evidence of their assurance. The form must </w:t>
       </w:r>
       <w:r>
         <w:rPr>
           <w:rFonts w:ascii="Calibri" w:hAnsi="Calibri" w:cs="Tahoma"/>
         </w:rPr>
-        <w:t xml:space="preserve"> or experience for serving in this role and </w:t>
+        <w:t xml:space="preserve">be </w:t>
       </w:r>
       <w:r>
         <w:rPr>
           <w:rFonts w:ascii="Calibri" w:hAnsi="Calibri" w:cs="Tahoma"/>
         </w:rPr>
-        <w:t>assure the accuracy of the translations. Their signature on th</w:t>
-      </w:r>
-      <w:r>
-        <w:rPr>
-          <w:rFonts w:ascii="Calibri" w:hAnsi="Calibri" w:cs="Tahoma"/>
-        </w:rPr>
-        <w:t>is</w:t>
-      </w:r>
-      <w:r>
-        <w:rPr>
-          <w:rFonts w:ascii="Calibri" w:hAnsi="Calibri" w:cs="Tahoma"/>
-        </w:rPr>
-        <w:t xml:space="preserve"> </w:t>
-      </w:r>
-      <w:r>
-        <w:rPr>
-          <w:rFonts w:ascii="Calibri" w:hAnsi="Calibri" w:cs="Tahoma"/>
-          <w:b/>
-          <w:bCs/>
-        </w:rPr>
-        <w:t>CERTIFICATE of TRANSLATION FORM</w:t>
-      </w:r>
-      <w:r>
-        <w:rPr>
-          <w:rFonts w:ascii="Calibri" w:hAnsi="Calibri" w:cs="Tahoma"/>
-        </w:rPr>
-        <w:t xml:space="preserve"> </w:t>
-      </w:r>
-      <w:r>
-        <w:rPr>
-          <w:rFonts w:ascii="Calibri" w:hAnsi="Calibri" w:cs="Tahoma"/>
-        </w:rPr>
-        <w:t xml:space="preserve">gives evidence of their assurance. The form must </w:t>
-      </w:r>
-      <w:proofErr w:type="gramStart"/>
-      <w:r>
-        <w:rPr>
-          <w:rFonts w:ascii="Calibri" w:hAnsi="Calibri" w:cs="Tahoma"/>
-        </w:rPr>
-        <w:t xml:space="preserve">be </w:t>
-      </w:r>
-      <w:r>
-        <w:rPr>
-          <w:rFonts w:ascii="Calibri" w:hAnsi="Calibri" w:cs="Tahoma"/>
-        </w:rPr>
-        <w:t>completed</w:t>
-      </w:r>
-      <w:proofErr w:type="gramEnd"/>
-      <w:r>
-        <w:rPr>
-          <w:rFonts w:ascii="Calibri" w:hAnsi="Calibri" w:cs="Tahoma"/>
-        </w:rPr>
-        <w:t xml:space="preserve"> </w:t>
+        <w:t xml:space="preserve">completed </w:t>
       </w:r>
       <w:r>
         <w:rPr>
@@ -396,11 +374,88 @@
           <w:szCs w:val="24"/>
         </w:rPr>
         <w:tab/>
-        <w:t>_______________</w:t>
-      </w:r>
-      <w:r>
-        <w:rPr>
-          <w:rFonts w:cstheme="minorHAnsi"/>
+        <w:t>_</w:t>
+      </w:r>
+      <w:r>
+        <w:rPr>
+          <w:rFonts w:cstheme="minorHAnsi"/>
+          <w:b/>
+          <w:sz w:val="24"/>
+          <w:szCs w:val="24"/>
+          <w:u w:val="single"/>
+        </w:rPr>
+        <w:t>Portuguese in New Jersey</w:t>
+      </w:r>
+      <w:r>
+        <w:rPr>
+          <w:rFonts w:cstheme="minorHAnsi"/>
+          <w:b/>
+          <w:sz w:val="24"/>
+          <w:szCs w:val="24"/>
+          <w:u w:val="single"/>
+        </w:rPr>
+        <w:t>____________________________</w:t>
+      </w:r>
+      <w:r>
+        <w:rPr>
+          <w:rFonts w:cstheme="minorHAnsi"/>
+          <w:b/>
+          <w:sz w:val="24"/>
+          <w:szCs w:val="24"/>
+          <w:u w:val="single"/>
+        </w:rPr>
+        <w:t>_</w:t>
+      </w:r>
+      <w:r>
+        <w:rPr>
+          <w:rFonts w:cstheme="minorHAnsi"/>
+          <w:b/>
+          <w:sz w:val="24"/>
+          <w:szCs w:val="24"/>
+          <w:u w:val="single"/>
+        </w:rPr>
+        <w:t>____</w:t>
+      </w:r>
+    </w:p>
+    <w:p>
+      <w:pPr>
+        <w:rPr>
+          <w:rFonts w:cstheme="minorHAnsi"/>
+          <w:b/>
+          <w:sz w:val="24"/>
+          <w:szCs w:val="24"/>
+        </w:rPr>
+      </w:pPr>
+      <w:r>
+        <w:rPr>
+          <w:rFonts w:cstheme="minorHAnsi"/>
+          <w:b/>
+          <w:sz w:val="24"/>
+          <w:szCs w:val="24"/>
+        </w:rPr>
+        <w:t>Protocol Number</w:t>
+      </w:r>
+      <w:r>
+        <w:rPr>
+          <w:rFonts w:cstheme="minorHAnsi"/>
+          <w:b/>
+          <w:sz w:val="24"/>
+          <w:szCs w:val="24"/>
+        </w:rPr>
+        <w:t>:</w:t>
+      </w:r>
+      <w:r>
+        <w:rPr>
+          <w:rFonts w:cstheme="minorHAnsi"/>
+          <w:b/>
+          <w:sz w:val="24"/>
+          <w:szCs w:val="24"/>
+        </w:rPr>
+        <w:tab/>
+      </w:r>
+      <w:r>
+        <w:rPr>
+          <w:rFonts w:ascii="Calibri" w:hAnsi="Calibri" w:cs="Calibri"/>
           <w:b/>
           <w:sz w:val="24"/>
           <w:szCs w:val="24"/>
@@ -409,86 +464,37 @@
       </w:r>
       <w:r>
         <w:rPr>
-          <w:rFonts w:cstheme="minorHAnsi"/>
-          <w:b/>
-          <w:sz w:val="24"/>
-          <w:szCs w:val="24"/>
-        </w:rPr>
-        <w:t>______________________________</w:t>
-      </w:r>
-      <w:r>
-        <w:rPr>
-          <w:rFonts w:cstheme="minorHAnsi"/>
-          <w:b/>
-          <w:sz w:val="24"/>
-          <w:szCs w:val="24"/>
-        </w:rPr>
-        <w:t>_</w:t>
-      </w:r>
-      <w:r>
-        <w:rPr>
-          <w:rFonts w:cstheme="minorHAnsi"/>
-          <w:b/>
-          <w:sz w:val="24"/>
-          <w:szCs w:val="24"/>
-        </w:rPr>
-        <w:t>____</w:t>
-      </w:r>
-    </w:p>
-    <w:p>
-      <w:pPr>
-        <w:rPr>
-          <w:rFonts w:cstheme="minorHAnsi"/>
-          <w:b/>
-          <w:sz w:val="24"/>
-          <w:szCs w:val="24"/>
-        </w:rPr>
-      </w:pPr>
-      <w:r>
-        <w:rPr>
-          <w:rFonts w:cstheme="minorHAnsi"/>
-          <w:b/>
-          <w:sz w:val="24"/>
-          <w:szCs w:val="24"/>
-        </w:rPr>
-        <w:t>Protocol Number</w:t>
-      </w:r>
-      <w:r>
-        <w:rPr>
-          <w:rFonts w:cstheme="minorHAnsi"/>
-          <w:b/>
-          <w:sz w:val="24"/>
-          <w:szCs w:val="24"/>
-        </w:rPr>
-        <w:t>:</w:t>
-      </w:r>
-      <w:r>
-        <w:rPr>
-          <w:rFonts w:cstheme="minorHAnsi"/>
-          <w:b/>
-          <w:sz w:val="24"/>
-          <w:szCs w:val="24"/>
-        </w:rPr>
-        <w:tab/>
-        <w:t>____________</w:t>
-      </w:r>
-      <w:r>
-        <w:rPr>
-          <w:rFonts w:cstheme="minorHAnsi"/>
-          <w:b/>
-          <w:sz w:val="24"/>
-          <w:szCs w:val="24"/>
-        </w:rPr>
-        <w:t>__</w:t>
-      </w:r>
-      <w:r>
-        <w:rPr>
-          <w:rFonts w:cstheme="minorHAnsi"/>
-          <w:b/>
-          <w:sz w:val="24"/>
-          <w:szCs w:val="24"/>
-        </w:rPr>
-        <w:t>______________________________________</w:t>
+          <w:rFonts w:ascii="Calibri" w:hAnsi="Calibri" w:cs="Calibri"/>
+          <w:color w:val="000000"/>
+          <w:sz w:val="24"/>
+          <w:szCs w:val="24"/>
+          <w:shd w:val="clear" w:color="auto" w:fill="FFFFFF"/>
+        </w:rPr>
+        <w:t xml:space="preserve"> </w:t>
+      </w:r>
+      <w:r>
+        <w:rPr>
+          <w:rFonts w:ascii="Calibri" w:hAnsi="Calibri" w:cs="Calibri"/>
+          <w:b/>
+          <w:bCs/>
+          <w:color w:val="000000"/>
+          <w:sz w:val="24"/>
+          <w:szCs w:val="24"/>
+          <w:u w:val="single"/>
+          <w:shd w:val="clear" w:color="auto" w:fill="FFFFFF"/>
+        </w:rPr>
+        <w:t>Pro2026001309</w:t>
+      </w:r>
+      <w:r>
+        <w:rPr>
+          <w:rFonts w:ascii="Calibri" w:hAnsi="Calibri" w:cs="Calibri"/>
+          <w:b/>
+          <w:bCs/>
+          <w:sz w:val="24"/>
+          <w:szCs w:val="24"/>
+          <w:u w:val="single"/>
+        </w:rPr>
+        <w:t>____________________________</w:t>
       </w:r>
     </w:p>
     <w:p>
@@ -510,9 +516,8 @@
           <w:szCs w:val="24"/>
           <w:u w:val="single"/>
         </w:rPr>
-        <w:t xml:space="preserve">To </w:t>
-      </w:r>
-      <w:proofErr w:type="gramStart"/>
+        <w:t>To be completed by the Translator</w:t>
+      </w:r>
       <w:r>
         <w:rPr>
           <w:rFonts w:cstheme="minorHAnsi"/>
@@ -521,9 +526,8 @@
           <w:szCs w:val="24"/>
           <w:u w:val="single"/>
         </w:rPr>
-        <w:t>be completed</w:t>
-      </w:r>
-      <w:proofErr w:type="gramEnd"/>
+        <w:t xml:space="preserve"> and/or Tran</w:t>
+      </w:r>
       <w:r>
         <w:rPr>
           <w:rFonts w:cstheme="minorHAnsi"/>
@@ -532,7 +536,7 @@
           <w:szCs w:val="24"/>
           <w:u w:val="single"/>
         </w:rPr>
-        <w:t xml:space="preserve"> by the Translator</w:t>
+        <w:t>s</w:t>
       </w:r>
       <w:r>
         <w:rPr>
@@ -542,7 +546,7 @@
           <w:szCs w:val="24"/>
           <w:u w:val="single"/>
         </w:rPr>
-        <w:t xml:space="preserve"> and/or Tran</w:t>
+        <w:t>cription</w:t>
       </w:r>
       <w:r>
         <w:rPr>
@@ -552,7 +556,63 @@
           <w:szCs w:val="24"/>
           <w:u w:val="single"/>
         </w:rPr>
-        <w:t>s</w:t>
+        <w:t xml:space="preserve"> Service</w:t>
+      </w:r>
+      <w:r>
+        <w:rPr>
+          <w:rFonts w:cstheme="minorHAnsi"/>
+          <w:b/>
+          <w:sz w:val="24"/>
+          <w:szCs w:val="24"/>
+        </w:rPr>
+        <w:t>:</w:t>
+      </w:r>
+    </w:p>
+    <w:p>
+      <w:pPr>
+        <w:ind w:left="720" w:hanging="720"/>
+        <w:rPr>
+          <w:rFonts w:cstheme="minorHAnsi"/>
+          <w:b/>
+          <w:sz w:val="24"/>
+          <w:szCs w:val="24"/>
+        </w:rPr>
+      </w:pPr>
+      <w:r>
+        <w:rPr>
+          <w:rFonts w:cstheme="minorHAnsi"/>
+          <w:b/>
+          <w:sz w:val="24"/>
+          <w:szCs w:val="24"/>
+        </w:rPr>
+        <w:t xml:space="preserve">Name of </w:t>
+      </w:r>
+      <w:r>
+        <w:rPr>
+          <w:rFonts w:cstheme="minorHAnsi"/>
+          <w:b/>
+          <w:sz w:val="24"/>
+          <w:szCs w:val="24"/>
+        </w:rPr>
+        <w:t>Translator</w:t>
+      </w:r>
+      <w:r>
+        <w:rPr>
+          <w:rFonts w:cstheme="minorHAnsi"/>
+          <w:b/>
+          <w:sz w:val="24"/>
+          <w:szCs w:val="24"/>
+        </w:rPr>
+        <w:t>/Service</w:t>
+      </w:r>
+      <w:r>
+        <w:rPr>
+          <w:rFonts w:cstheme="minorHAnsi"/>
+          <w:b/>
+          <w:sz w:val="24"/>
+          <w:szCs w:val="24"/>
+        </w:rPr>
+        <w:t>: _</w:t>
       </w:r>
       <w:r>
         <w:rPr>
@@ -562,7 +622,7 @@
           <w:szCs w:val="24"/>
           <w:u w:val="single"/>
         </w:rPr>
-        <w:t>cription</w:t>
+        <w:t>Kendra V. Dickinson, PhD</w:t>
       </w:r>
       <w:r>
         <w:rPr>
@@ -572,100 +632,46 @@
           <w:szCs w:val="24"/>
           <w:u w:val="single"/>
         </w:rPr>
-        <w:t xml:space="preserve"> Service</w:t>
-      </w:r>
-      <w:r>
-        <w:rPr>
-          <w:rFonts w:cstheme="minorHAnsi"/>
-          <w:b/>
-          <w:sz w:val="24"/>
-          <w:szCs w:val="24"/>
-        </w:rPr>
-        <w:t>:</w:t>
-      </w:r>
-    </w:p>
-    <w:p>
-      <w:pPr>
-        <w:ind w:left="720" w:hanging="720"/>
-        <w:rPr>
-          <w:rFonts w:cstheme="minorHAnsi"/>
-          <w:b/>
-          <w:sz w:val="24"/>
-          <w:szCs w:val="24"/>
-        </w:rPr>
-      </w:pPr>
-      <w:r>
-        <w:rPr>
-          <w:rFonts w:cstheme="minorHAnsi"/>
-          <w:b/>
-          <w:sz w:val="24"/>
-          <w:szCs w:val="24"/>
-        </w:rPr>
-        <w:t xml:space="preserve">Name of </w:t>
-      </w:r>
-      <w:r>
-        <w:rPr>
-          <w:rFonts w:cstheme="minorHAnsi"/>
-          <w:b/>
-          <w:sz w:val="24"/>
-          <w:szCs w:val="24"/>
-        </w:rPr>
-        <w:t>Translator</w:t>
-      </w:r>
-      <w:r>
-        <w:rPr>
-          <w:rFonts w:cstheme="minorHAnsi"/>
-          <w:b/>
-          <w:sz w:val="24"/>
-          <w:szCs w:val="24"/>
-        </w:rPr>
-        <w:t>/Service</w:t>
-      </w:r>
-      <w:r>
-        <w:rPr>
-          <w:rFonts w:cstheme="minorHAnsi"/>
-          <w:b/>
-          <w:sz w:val="24"/>
-          <w:szCs w:val="24"/>
-        </w:rPr>
-        <w:t>: __________________________________________</w:t>
-      </w:r>
-      <w:r>
-        <w:rPr>
-          <w:rFonts w:cstheme="minorHAnsi"/>
-          <w:b/>
-          <w:sz w:val="24"/>
-          <w:szCs w:val="24"/>
-        </w:rPr>
-        <w:t>_</w:t>
-      </w:r>
-      <w:r>
-        <w:rPr>
-          <w:rFonts w:cstheme="minorHAnsi"/>
-          <w:b/>
-          <w:sz w:val="24"/>
-          <w:szCs w:val="24"/>
-        </w:rPr>
-        <w:t>_____</w:t>
-      </w:r>
-    </w:p>
-    <w:p>
-      <w:pPr>
-        <w:rPr>
-          <w:rFonts w:cstheme="minorHAnsi"/>
-          <w:b/>
-          <w:sz w:val="24"/>
-          <w:szCs w:val="24"/>
-        </w:rPr>
-      </w:pPr>
-      <w:r>
-        <w:rPr>
-          <w:rFonts w:cstheme="minorHAnsi"/>
-          <w:b/>
-          <w:sz w:val="24"/>
-          <w:szCs w:val="24"/>
-        </w:rPr>
-        <w:t>Contact Information: ______________________________________________________</w:t>
+        <w:t>_________________________</w:t>
+      </w:r>
+    </w:p>
+    <w:p>
+      <w:pPr>
+        <w:rPr>
+          <w:rFonts w:cstheme="minorHAnsi"/>
+          <w:b/>
+          <w:sz w:val="24"/>
+          <w:szCs w:val="24"/>
+        </w:rPr>
+      </w:pPr>
+      <w:r>
+        <w:rPr>
+          <w:rFonts w:cstheme="minorHAnsi"/>
+          <w:b/>
+          <w:sz w:val="24"/>
+          <w:szCs w:val="24"/>
+        </w:rPr>
+        <w:t>Contact Information: ____</w:t>
+      </w:r>
+      <w:r>
+        <w:rPr>
+          <w:rFonts w:cstheme="minorHAnsi"/>
+          <w:b/>
+          <w:sz w:val="24"/>
+          <w:szCs w:val="24"/>
+          <w:u w:val="single"/>
+        </w:rPr>
+        <w:t>kendra.dickinson@rutgers.edu</w:t>
+      </w:r>
+      <w:r>
+        <w:rPr>
+          <w:rFonts w:cstheme="minorHAnsi"/>
+          <w:b/>
+          <w:sz w:val="24"/>
+          <w:szCs w:val="24"/>
+          <w:u w:val="single"/>
+        </w:rPr>
+        <w:t>___________________</w:t>
       </w:r>
       <w:r>
         <w:rPr>
@@ -780,7 +786,7 @@
           </w:rPr>
           <w:id w:val="-2015300809"/>
           <w14:checkbox>
-            <w14:checked w14:val="0"/>
+            <w14:checked w14:val="1"/>
             <w14:checkedState w14:val="2612" w14:font="MS Gothic"/>
             <w14:uncheckedState w14:val="2610" w14:font="MS Gothic"/>
           </w14:checkbox>
@@ -790,7 +796,7 @@
             <w:rPr>
               <w:rFonts w:ascii="MS Gothic" w:eastAsia="MS Gothic" w:hAnsi="MS Gothic" w:cstheme="minorHAnsi" w:hint="eastAsia"/>
             </w:rPr>
-            <w:t>☐</w:t>
+            <w:t>☒</w:t>
           </w:r>
         </w:sdtContent>
       </w:sdt>
@@ -843,16 +849,39 @@
           <w:sz w:val="24"/>
           <w:szCs w:val="24"/>
         </w:rPr>
-        <w:t>[name]</w:t>
-      </w:r>
-      <w:r>
-        <w:rPr>
-          <w:rFonts w:cstheme="minorHAnsi"/>
-          <w:color w:val="000000" w:themeColor="text1"/>
-          <w:sz w:val="24"/>
-          <w:szCs w:val="24"/>
-        </w:rPr>
-        <w:t>,</w:t>
+        <w:t xml:space="preserve">Kendra Dickinson </w:t>
+      </w:r>
+      <w:r>
+        <w:rPr>
+          <w:rFonts w:cstheme="minorHAnsi"/>
+          <w:sz w:val="24"/>
+          <w:szCs w:val="24"/>
+        </w:rPr>
+        <w:t>am a certified translator</w:t>
+      </w:r>
+      <w:r>
+        <w:rPr>
+          <w:rFonts w:cstheme="minorHAnsi"/>
+          <w:sz w:val="24"/>
+          <w:szCs w:val="24"/>
+        </w:rPr>
+        <w:t xml:space="preserve"> and a native speaker, and I have professional education and training in a</w:t>
+      </w:r>
+      <w:r>
+        <w:rPr>
+          <w:rFonts w:cstheme="minorHAnsi"/>
+          <w:sz w:val="24"/>
+          <w:szCs w:val="24"/>
+        </w:rPr>
+        <w:t xml:space="preserve"> foreign language</w:t>
+      </w:r>
+      <w:r>
+        <w:rPr>
+          <w:rFonts w:cstheme="minorHAnsi"/>
+          <w:sz w:val="24"/>
+          <w:szCs w:val="24"/>
+        </w:rPr>
+        <w:t>.</w:t>
       </w:r>
       <w:r>
         <w:rPr>
@@ -869,47 +898,6 @@
           <w:sz w:val="24"/>
           <w:szCs w:val="24"/>
         </w:rPr>
-        <w:t>am a certified translator</w:t>
-      </w:r>
-      <w:r>
-        <w:rPr>
-          <w:rFonts w:cstheme="minorHAnsi"/>
-          <w:sz w:val="24"/>
-          <w:szCs w:val="24"/>
-        </w:rPr>
-        <w:t xml:space="preserve"> and a native speaker, and I have professional education and training in a</w:t>
-      </w:r>
-      <w:r>
-        <w:rPr>
-          <w:rFonts w:cstheme="minorHAnsi"/>
-          <w:sz w:val="24"/>
-          <w:szCs w:val="24"/>
-        </w:rPr>
-        <w:t xml:space="preserve"> foreign language</w:t>
-      </w:r>
-      <w:r>
-        <w:rPr>
-          <w:rFonts w:cstheme="minorHAnsi"/>
-          <w:sz w:val="24"/>
-          <w:szCs w:val="24"/>
-        </w:rPr>
-        <w:t>.</w:t>
-      </w:r>
-      <w:r>
-        <w:rPr>
-          <w:rFonts w:cstheme="minorHAnsi"/>
-          <w:color w:val="0070C0"/>
-          <w:sz w:val="24"/>
-          <w:szCs w:val="24"/>
-        </w:rPr>
-        <w:t xml:space="preserve"> </w:t>
-      </w:r>
-      <w:r>
-        <w:rPr>
-          <w:rFonts w:cstheme="minorHAnsi"/>
-          <w:sz w:val="24"/>
-          <w:szCs w:val="24"/>
-        </w:rPr>
         <w:t xml:space="preserve">I am translating AND possess </w:t>
       </w:r>
       <w:r>
@@ -936,23 +924,13 @@
         </w:rPr>
         <w:t xml:space="preserve"> necessary to translate the research documents</w:t>
       </w:r>
-      <w:proofErr w:type="gramStart"/>
-      <w:r>
-        <w:rPr>
-          <w:rFonts w:cstheme="minorHAnsi"/>
-          <w:sz w:val="24"/>
-          <w:szCs w:val="24"/>
-        </w:rPr>
-        <w:t xml:space="preserve">.  </w:t>
-      </w:r>
-      <w:proofErr w:type="gramEnd"/>
-      <w:r>
-        <w:rPr>
-          <w:rFonts w:cstheme="minorHAnsi"/>
-          <w:sz w:val="24"/>
-          <w:szCs w:val="24"/>
-        </w:rPr>
-        <w:t xml:space="preserve">I possess competency in </w:t>
+      <w:r>
+        <w:rPr>
+          <w:rFonts w:cstheme="minorHAnsi"/>
+          <w:sz w:val="24"/>
+          <w:szCs w:val="24"/>
+        </w:rPr>
+        <w:t xml:space="preserve">.  I possess competency in </w:t>
       </w:r>
       <w:r>
         <w:rPr>
@@ -968,56 +946,8 @@
           <w:sz w:val="24"/>
           <w:szCs w:val="24"/>
         </w:rPr>
-        <w:t>[</w:t>
-      </w:r>
-      <w:r>
-        <w:rPr>
-          <w:rFonts w:cstheme="minorHAnsi"/>
-          <w:i/>
-          <w:color w:val="0070C0"/>
-          <w:sz w:val="24"/>
-          <w:szCs w:val="24"/>
-          <w:u w:val="single"/>
-        </w:rPr>
-        <w:t>specify language</w:t>
-      </w:r>
-      <w:r>
-        <w:rPr>
-          <w:rFonts w:cstheme="minorHAnsi"/>
-          <w:i/>
-          <w:color w:val="0070C0"/>
-          <w:sz w:val="24"/>
-          <w:szCs w:val="24"/>
-          <w:u w:val="single"/>
-        </w:rPr>
-        <w:t>]</w:t>
-      </w:r>
-      <w:proofErr w:type="gramStart"/>
-      <w:r>
-        <w:rPr>
-          <w:rFonts w:cstheme="minorHAnsi"/>
-          <w:sz w:val="24"/>
-          <w:szCs w:val="24"/>
-        </w:rPr>
-        <w:t>.</w:t>
-      </w:r>
-      <w:r>
-        <w:rPr>
-          <w:rFonts w:cstheme="minorHAnsi"/>
-          <w:sz w:val="24"/>
-          <w:szCs w:val="24"/>
-        </w:rPr>
-        <w:t xml:space="preserve"> </w:t>
-      </w:r>
-      <w:r>
-        <w:rPr>
-          <w:rFonts w:cstheme="minorHAnsi"/>
-          <w:sz w:val="24"/>
-          <w:szCs w:val="24"/>
-        </w:rPr>
-        <w:t xml:space="preserve"> </w:t>
-      </w:r>
-      <w:proofErr w:type="gramEnd"/>
+        <w:t xml:space="preserve">Portuguese. </w:t>
+      </w:r>
       <w:r>
         <w:rPr>
           <w:rFonts w:cstheme="minorHAnsi"/>
@@ -1179,21 +1109,7 @@
               <w:rPr>
                 <w:rFonts w:cstheme="minorHAnsi"/>
               </w:rPr>
-              <w:t>)</w:t>
-            </w:r>
-            <w:proofErr w:type="gramStart"/>
-            <w:r>
-              <w:rPr>
-                <w:rFonts w:cstheme="minorHAnsi"/>
-              </w:rPr>
-              <w:t xml:space="preserve">.  </w:t>
-            </w:r>
-            <w:proofErr w:type="gramEnd"/>
-            <w:r>
-              <w:rPr>
-                <w:rFonts w:cstheme="minorHAnsi"/>
-              </w:rPr>
-              <w:t>My certificate number is [</w:t>
+              <w:t>).  My certificate number is [</w:t>
             </w:r>
             <w:r>
               <w:rPr>
@@ -1221,7 +1137,7 @@
             </w:rPr>
             <w:id w:val="2096668825"/>
             <w14:checkbox>
-              <w14:checked w14:val="0"/>
+              <w14:checked w14:val="1"/>
               <w14:checkedState w14:val="2612" w14:font="MS Gothic"/>
               <w14:uncheckedState w14:val="2610" w14:font="MS Gothic"/>
             </w14:checkbox>
@@ -1242,9 +1158,9 @@
                 </w:pPr>
                 <w:r>
                   <w:rPr>
-                    <w:rFonts w:ascii="Segoe UI Symbol" w:eastAsia="MS Gothic" w:hAnsi="Segoe UI Symbol" w:cs="Segoe UI Symbol"/>
+                    <w:rFonts w:ascii="MS Gothic" w:eastAsia="MS Gothic" w:hAnsi="MS Gothic" w:cstheme="minorHAnsi" w:hint="eastAsia"/>
                   </w:rPr>
-                  <w:t>☐</w:t>
+                  <w:t>☒</w:t>
                 </w:r>
               </w:p>
             </w:tc>
@@ -1273,21 +1189,7 @@
               <w:rPr>
                 <w:rFonts w:cstheme="minorHAnsi"/>
               </w:rPr>
-              <w:t xml:space="preserve">I </w:t>
-            </w:r>
-            <w:proofErr w:type="gramStart"/>
-            <w:r>
-              <w:rPr>
-                <w:rFonts w:cstheme="minorHAnsi"/>
-              </w:rPr>
-              <w:t>am not certified</w:t>
-            </w:r>
-            <w:proofErr w:type="gramEnd"/>
-            <w:r>
-              <w:rPr>
-                <w:rFonts w:cstheme="minorHAnsi"/>
-              </w:rPr>
-              <w:t xml:space="preserve">. However, I possess the following qualifications to serve as a qualified translator or interpreter (e.g., it is my native language, I have [ </w:t>
+              <w:t xml:space="preserve">I am not certified. However, I possess the following qualifications to serve as a qualified translator or interpreter (e.g., it is my native language, I have [ </w:t>
             </w:r>
             <w:r>
               <w:rPr>
@@ -1316,63 +1218,105 @@
             <w:pPr>
               <w:contextualSpacing/>
               <w:rPr>
+                <w:iCs/>
+                <w:color w:val="000000" w:themeColor="text1"/>
+              </w:rPr>
+            </w:pPr>
+            <w:r>
+              <w:rPr>
                 <w:rFonts w:cstheme="minorHAnsi"/>
               </w:rPr>
-            </w:pPr>
+              <w:t>Explanation:</w:t>
+            </w:r>
             <w:r>
               <w:rPr>
                 <w:rFonts w:cstheme="minorHAnsi"/>
               </w:rPr>
-              <w:t>Explanation:</w:t>
-            </w:r>
-            <w:r>
-              <w:rPr>
-                <w:rFonts w:cstheme="minorHAnsi"/>
-              </w:rPr>
-              <w:t xml:space="preserve"> _</w:t>
-            </w:r>
-            <w:r>
-              <w:rPr>
-                <w:rFonts w:cstheme="minorHAnsi"/>
-              </w:rPr>
-              <w:t>_____________________________________________________</w:t>
+              <w:t xml:space="preserve"> </w:t>
+            </w:r>
+            <w:r>
+              <w:rPr>
+                <w:iCs/>
+                <w:color w:val="000000" w:themeColor="text1"/>
+              </w:rPr>
+              <w:t xml:space="preserve">I am currently employed as an Assistant Professor in the Department of Spanish and Portuguese at Rutgers University. </w:t>
+            </w:r>
+            <w:r>
+              <w:rPr>
+                <w:iCs/>
+                <w:color w:val="000000" w:themeColor="text1"/>
+              </w:rPr>
+              <w:t xml:space="preserve">I have studied Portuguese since 2010, and have conducted research on the language since 2017. I conducted fieldwork in Brazil in 2019, and have undertaken various </w:t>
+            </w:r>
+            <w:r>
+              <w:rPr>
+                <w:iCs/>
+                <w:color w:val="000000" w:themeColor="text1"/>
+              </w:rPr>
+              <w:lastRenderedPageBreak/>
+              <w:t>online projects related to the language. Finally, I have research on Portuguese that has been published in the Journal of Portuguese Linguistics and Languages.</w:t>
             </w:r>
           </w:p>
           <w:p>
             <w:pPr>
               <w:contextualSpacing/>
               <w:rPr>
+                <w:iCs/>
+                <w:color w:val="000000" w:themeColor="text1"/>
+              </w:rPr>
+            </w:pPr>
+          </w:p>
+          <w:p>
+            <w:pPr>
+              <w:contextualSpacing/>
+              <w:rPr>
                 <w:rFonts w:cstheme="minorHAnsi"/>
+                <w:color w:val="000000" w:themeColor="text1"/>
               </w:rPr>
             </w:pPr>
             <w:r>
               <w:rPr>
+                <w:iCs/>
+                <w:color w:val="000000" w:themeColor="text1"/>
+              </w:rPr>
+              <w:t>M</w:t>
+            </w:r>
+            <w:r>
+              <w:rPr>
+                <w:iCs/>
+                <w:color w:val="000000" w:themeColor="text1"/>
+              </w:rPr>
+              <w:t xml:space="preserve">y co-author for this project, </w:t>
+            </w:r>
+            <w:r>
+              <w:rPr>
+                <w:iCs/>
+                <w:color w:val="000000" w:themeColor="text1"/>
+              </w:rPr>
+              <w:t xml:space="preserve">Robert Esposito, has an MA in Translation and Interpreting from Rutgers University, and oversaw the translation process. </w:t>
+            </w:r>
+          </w:p>
+          <w:p>
+            <w:pPr>
+              <w:contextualSpacing/>
+              <w:rPr>
                 <w:rFonts w:cstheme="minorHAnsi"/>
               </w:rPr>
-              <w:t xml:space="preserve">                                                      </w:t>
-            </w:r>
+            </w:pPr>
             <w:r>
               <w:rPr>
                 <w:rFonts w:cstheme="minorHAnsi"/>
-                <w:color w:val="0070C0"/>
-              </w:rPr>
-              <w:t>[</w:t>
-            </w:r>
-            <w:r>
+              </w:rPr>
+              <w:t>_____________________________________________________</w:t>
+            </w:r>
+          </w:p>
+          <w:p>
+            <w:pPr>
+              <w:contextualSpacing/>
               <w:rPr>
                 <w:rFonts w:cstheme="minorHAnsi"/>
-                <w:i/>
-                <w:color w:val="0070C0"/>
-              </w:rPr>
-              <w:t>Add Information If Applicable</w:t>
-            </w:r>
-            <w:r>
-              <w:rPr>
-                <w:rFonts w:cstheme="minorHAnsi"/>
-                <w:color w:val="0070C0"/>
-              </w:rPr>
-              <w:t>]</w:t>
-            </w:r>
+              </w:rPr>
+            </w:pPr>
           </w:p>
         </w:tc>
       </w:tr>
@@ -1424,7 +1368,6 @@
           <w:sz w:val="24"/>
           <w:szCs w:val="24"/>
         </w:rPr>
-        <w:lastRenderedPageBreak/>
         <w:t>L</w:t>
       </w:r>
       <w:r>
@@ -1473,7 +1416,6 @@
         </w:rPr>
         <w:t xml:space="preserve">[or </w:t>
       </w:r>
-      <w:proofErr w:type="gramStart"/>
       <w:r>
         <w:rPr>
           <w:rFonts w:cstheme="minorHAnsi"/>
@@ -1484,7 +1426,6 @@
         </w:rPr>
         <w:t>back-translated</w:t>
       </w:r>
-      <w:proofErr w:type="gramEnd"/>
       <w:r>
         <w:rPr>
           <w:rFonts w:cstheme="minorHAnsi"/>
@@ -1582,14 +1523,303 @@
         <w:rPr>
           <w:rFonts w:cstheme="minorHAnsi"/>
           <w:noProof/>
-          <w:color w:val="EEECE1" w:themeColor="background2"/>
           <w:sz w:val="24"/>
           <w:szCs w:val="24"/>
         </w:rPr>
         <mc:AlternateContent>
           <mc:Choice Requires="wps">
             <w:drawing>
-              <wp:anchor distT="0" distB="0" distL="114300" distR="114300" simplePos="0" relativeHeight="251697152" behindDoc="0" locked="0" layoutInCell="1" allowOverlap="1" wp14:anchorId="45A212E0" wp14:editId="5A087259">
+              <wp:anchor distT="0" distB="0" distL="114300" distR="114300" simplePos="0" relativeHeight="251704320" behindDoc="0" locked="0" layoutInCell="1" allowOverlap="1" wp14:anchorId="49AB5FA4" wp14:editId="1F23D19E">
+                <wp:simplePos x="0" y="0"/>
+                <wp:positionH relativeFrom="column">
+                  <wp:posOffset>-9144</wp:posOffset>
+                </wp:positionH>
+                <wp:positionV relativeFrom="paragraph">
+                  <wp:posOffset>29337</wp:posOffset>
+                </wp:positionV>
+                <wp:extent cx="5949315" cy="2103120"/>
+                <wp:effectExtent l="0" t="0" r="6985" b="17780"/>
+                <wp:wrapNone/>
+                <wp:docPr id="5" name="Text Box 5">
+                  <a:extLst xmlns:a="http://schemas.openxmlformats.org/drawingml/2006/main">
+                    <a:ext uri="{C183D7F6-B498-43B3-948B-1728B52AA6E4}">
+                      <adec:decorative xmlns:adec="http://schemas.microsoft.com/office/drawing/2017/decorative" val="1"/>
+                    </a:ext>
+                  </a:extLst>
+                </wp:docPr>
+                <wp:cNvGraphicFramePr/>
+                <a:graphic xmlns:a="http://schemas.openxmlformats.org/drawingml/2006/main">
+                  <a:graphicData uri="http://schemas.microsoft.com/office/word/2010/wordprocessingShape">
+                    <wps:wsp>
+                      <wps:cNvSpPr txBox="1"/>
+                      <wps:spPr>
+                        <a:xfrm>
+                          <a:off x="0" y="0"/>
+                          <a:ext cx="5949315" cy="2103120"/>
+                        </a:xfrm>
+                        <a:prstGeom prst="rect">
+                          <a:avLst/>
+                        </a:prstGeom>
+                        <a:solidFill>
+                          <a:schemeClr val="lt1"/>
+                        </a:solidFill>
+                        <a:ln w="6350">
+                          <a:solidFill>
+                            <a:prstClr val="black"/>
+                          </a:solidFill>
+                        </a:ln>
+                        <a:effectLst/>
+                      </wps:spPr>
+                      <wps:style>
+                        <a:lnRef idx="0">
+                          <a:schemeClr val="accent1"/>
+                        </a:lnRef>
+                        <a:fillRef idx="0">
+                          <a:schemeClr val="accent1"/>
+                        </a:fillRef>
+                        <a:effectRef idx="0">
+                          <a:schemeClr val="accent1"/>
+                        </a:effectRef>
+                        <a:fontRef idx="minor">
+                          <a:schemeClr val="dk1"/>
+                        </a:fontRef>
+                      </wps:style>
+                      <wps:txbx>
+                        <w:txbxContent>
+                          <w:p>
+                            <w:pPr>
+                              <w:rPr>
+                                <w:rFonts w:cstheme="minorHAnsi"/>
+                              </w:rPr>
+                            </w:pPr>
+                            <w:r>
+                              <w:rPr>
+                                <w:rFonts w:cstheme="minorHAnsi"/>
+                              </w:rPr>
+                              <w:t>Back translated items:</w:t>
+                            </w:r>
+                          </w:p>
+                          <w:p>
+                            <w:pPr>
+                              <w:pStyle w:val="ListParagraph"/>
+                              <w:numPr>
+                                <w:ilvl w:val="0"/>
+                                <w:numId w:val="2"/>
+                              </w:numPr>
+                              <w:rPr>
+                                <w:rFonts w:asciiTheme="minorHAnsi" w:hAnsiTheme="minorHAnsi" w:cstheme="minorHAnsi"/>
+                              </w:rPr>
+                            </w:pPr>
+                            <w:r>
+                              <w:rPr>
+                                <w:rFonts w:asciiTheme="minorHAnsi" w:hAnsiTheme="minorHAnsi" w:cstheme="minorHAnsi"/>
+                              </w:rPr>
+                              <w:t>Consent materials</w:t>
+                            </w:r>
+                          </w:p>
+                          <w:p>
+                            <w:pPr>
+                              <w:pStyle w:val="ListParagraph"/>
+                              <w:numPr>
+                                <w:ilvl w:val="0"/>
+                                <w:numId w:val="2"/>
+                              </w:numPr>
+                              <w:rPr>
+                                <w:rFonts w:asciiTheme="minorHAnsi" w:hAnsiTheme="minorHAnsi" w:cstheme="minorHAnsi"/>
+                              </w:rPr>
+                            </w:pPr>
+                            <w:r>
+                              <w:rPr>
+                                <w:rFonts w:asciiTheme="minorHAnsi" w:hAnsiTheme="minorHAnsi" w:cstheme="minorHAnsi"/>
+                              </w:rPr>
+                              <w:t>Recruitment materials</w:t>
+                            </w:r>
+                            <w:r>
+                              <w:rPr>
+                                <w:rFonts w:asciiTheme="minorHAnsi" w:hAnsiTheme="minorHAnsi" w:cstheme="minorHAnsi"/>
+                              </w:rPr>
+                              <w:t xml:space="preserve"> (posters, emails, social media posts)</w:t>
+                            </w:r>
+                          </w:p>
+                          <w:p>
+                            <w:pPr>
+                              <w:pStyle w:val="ListParagraph"/>
+                              <w:numPr>
+                                <w:ilvl w:val="0"/>
+                                <w:numId w:val="2"/>
+                              </w:numPr>
+                              <w:rPr>
+                                <w:rFonts w:asciiTheme="minorHAnsi" w:hAnsiTheme="minorHAnsi" w:cstheme="minorHAnsi"/>
+                              </w:rPr>
+                            </w:pPr>
+                            <w:r>
+                              <w:rPr>
+                                <w:rFonts w:asciiTheme="minorHAnsi" w:hAnsiTheme="minorHAnsi" w:cstheme="minorHAnsi"/>
+                              </w:rPr>
+                              <w:t>Sociodemographic Questionnaire</w:t>
+                            </w:r>
+                          </w:p>
+                          <w:p>
+                            <w:pPr>
+                              <w:rPr>
+                                <w:rFonts w:cstheme="minorHAnsi"/>
+                              </w:rPr>
+                            </w:pPr>
+                          </w:p>
+                          <w:p>
+                            <w:pPr>
+                              <w:rPr>
+                                <w:rFonts w:cstheme="minorHAnsi"/>
+                              </w:rPr>
+                            </w:pPr>
+                            <w:r>
+                              <w:rPr>
+                                <w:rFonts w:cstheme="minorHAnsi"/>
+                              </w:rPr>
+                              <w:t>The stimuli for the project as well as the Bilingual Language Profile (BLP) were previously translated, as they are validated measures used in other studies.</w:t>
+                            </w:r>
+                          </w:p>
+                        </w:txbxContent>
+                      </wps:txbx>
+                      <wps:bodyPr rot="0" spcFirstLastPara="0" vertOverflow="overflow" horzOverflow="overflow" vert="horz" wrap="square" lIns="91440" tIns="45720" rIns="91440" bIns="45720" numCol="1" spcCol="0" rtlCol="0" fromWordArt="0" anchor="t" anchorCtr="0" forceAA="0" compatLnSpc="1">
+                        <a:prstTxWarp prst="textNoShape">
+                          <a:avLst/>
+                        </a:prstTxWarp>
+                        <a:noAutofit/>
+                      </wps:bodyPr>
+                    </wps:wsp>
+                  </a:graphicData>
+                </a:graphic>
+                <wp14:sizeRelH relativeFrom="margin">
+                  <wp14:pctWidth>0</wp14:pctWidth>
+                </wp14:sizeRelH>
+                <wp14:sizeRelV relativeFrom="margin">
+                  <wp14:pctHeight>0</wp14:pctHeight>
+                </wp14:sizeRelV>
+              </wp:anchor>
+            </w:drawing>
+          </mc:Choice>
+          <mc:Fallback>
+            <w:pict>
+              <v:shapetype w14:anchorId="49AB5FA4" id="_x0000_t202" coordsize="21600,21600" o:spt="202" path="m,l,21600r21600,l21600,xe">
+                <v:stroke joinstyle="miter"/>
+                <v:path gradientshapeok="t" o:connecttype="rect"/>
+              </v:shapetype>
+              <v:shape id="Text Box 5" o:spid="_x0000_s1026" type="#_x0000_t202" alt="&quot;&quot;" style="position:absolute;margin-left:-.7pt;margin-top:2.3pt;width:468.45pt;height:165.6pt;z-index:251704320;visibility:visible;mso-wrap-style:square;mso-width-percent:0;mso-height-percent:0;mso-wrap-distance-left:9pt;mso-wrap-distance-top:0;mso-wrap-distance-right:9pt;mso-wrap-distance-bottom:0;mso-position-horizontal:absolute;mso-position-horizontal-relative:text;mso-position-vertical:absolute;mso-position-vertical-relative:text;mso-width-percent:0;mso-height-percent:0;mso-width-relative:margin;mso-height-relative:margin;v-text-anchor:top" o:gfxdata="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" fillcolor="white [3201]" strokeweight=".5pt">
+                <v:textbox>
+                  <w:txbxContent>
+                    <w:p>
+                      <w:pPr>
+                        <w:rPr>
+                          <w:rFonts w:cstheme="minorHAnsi"/>
+                        </w:rPr>
+                      </w:pPr>
+                      <w:r>
+                        <w:rPr>
+                          <w:rFonts w:cstheme="minorHAnsi"/>
+                        </w:rPr>
+                        <w:t>Back translated items:</w:t>
+                      </w:r>
+                    </w:p>
+                    <w:p>
+                      <w:pPr>
+                        <w:pStyle w:val="ListParagraph"/>
+                        <w:numPr>
+                          <w:ilvl w:val="0"/>
+                          <w:numId w:val="2"/>
+                        </w:numPr>
+                        <w:rPr>
+                          <w:rFonts w:asciiTheme="minorHAnsi" w:hAnsiTheme="minorHAnsi" w:cstheme="minorHAnsi"/>
+                        </w:rPr>
+                      </w:pPr>
+                      <w:r>
+                        <w:rPr>
+                          <w:rFonts w:asciiTheme="minorHAnsi" w:hAnsiTheme="minorHAnsi" w:cstheme="minorHAnsi"/>
+                        </w:rPr>
+                        <w:t>Consent materials</w:t>
+                      </w:r>
+                    </w:p>
+                    <w:p>
+                      <w:pPr>
+                        <w:pStyle w:val="ListParagraph"/>
+                        <w:numPr>
+                          <w:ilvl w:val="0"/>
+                          <w:numId w:val="2"/>
+                        </w:numPr>
+                        <w:rPr>
+                          <w:rFonts w:asciiTheme="minorHAnsi" w:hAnsiTheme="minorHAnsi" w:cstheme="minorHAnsi"/>
+                        </w:rPr>
+                      </w:pPr>
+                      <w:r>
+                        <w:rPr>
+                          <w:rFonts w:asciiTheme="minorHAnsi" w:hAnsiTheme="minorHAnsi" w:cstheme="minorHAnsi"/>
+                        </w:rPr>
+                        <w:t>Recruitment materials</w:t>
+                      </w:r>
+                      <w:r>
+                        <w:rPr>
+                          <w:rFonts w:asciiTheme="minorHAnsi" w:hAnsiTheme="minorHAnsi" w:cstheme="minorHAnsi"/>
+                        </w:rPr>
+                        <w:t xml:space="preserve"> (posters, emails, social media posts)</w:t>
+                      </w:r>
+                    </w:p>
+                    <w:p>
+                      <w:pPr>
+                        <w:pStyle w:val="ListParagraph"/>
+                        <w:numPr>
+                          <w:ilvl w:val="0"/>
+                          <w:numId w:val="2"/>
+                        </w:numPr>
+                        <w:rPr>
+                          <w:rFonts w:asciiTheme="minorHAnsi" w:hAnsiTheme="minorHAnsi" w:cstheme="minorHAnsi"/>
+                        </w:rPr>
+                      </w:pPr>
+                      <w:r>
+                        <w:rPr>
+                          <w:rFonts w:asciiTheme="minorHAnsi" w:hAnsiTheme="minorHAnsi" w:cstheme="minorHAnsi"/>
+                        </w:rPr>
+                        <w:t>Sociodemographic Questionnaire</w:t>
+                      </w:r>
+                    </w:p>
+                    <w:p>
+                      <w:pPr>
+                        <w:rPr>
+                          <w:rFonts w:cstheme="minorHAnsi"/>
+                        </w:rPr>
+                      </w:pPr>
+                    </w:p>
+                    <w:p>
+                      <w:pPr>
+                        <w:rPr>
+                          <w:rFonts w:cstheme="minorHAnsi"/>
+                        </w:rPr>
+                      </w:pPr>
+                      <w:r>
+                        <w:rPr>
+                          <w:rFonts w:cstheme="minorHAnsi"/>
+                        </w:rPr>
+                        <w:t>The stimuli for the project as well as the Bilingual Language Profile (BLP) were previously translated, as they are validated measures used in other studies.</w:t>
+                      </w:r>
+                    </w:p>
+                  </w:txbxContent>
+                </v:textbox>
+              </v:shape>
+            </w:pict>
+          </mc:Fallback>
+        </mc:AlternateContent>
+      </w:r>
+      <w:r>
+        <w:rPr>
+          <w:rFonts w:cstheme="minorHAnsi"/>
+          <w:noProof/>
+          <w:color w:val="EEECE1" w:themeColor="background2"/>
+          <w:sz w:val="24"/>
+          <w:szCs w:val="24"/>
+        </w:rPr>
+        <mc:AlternateContent>
+          <mc:Choice Requires="wps">
+            <w:drawing>
+              <wp:anchor distT="0" distB="0" distL="114300" distR="114300" simplePos="0" relativeHeight="251697152" behindDoc="0" locked="0" layoutInCell="1" allowOverlap="1" wp14:anchorId="45A212E0" wp14:editId="34C04D1C">
                 <wp:simplePos x="0" y="0"/>
                 <wp:positionH relativeFrom="column">
                   <wp:posOffset>-9525</wp:posOffset>
@@ -1654,116 +1884,101 @@
           </mc:Choice>
           <mc:Fallback>
             <w:pict>
-              <v:rect w14:anchorId="7123582A" id="Rectangle 18" o:spid="_x0000_s1026" alt="&quot;&quot;" style="position:absolute;margin-left:-.75pt;margin-top:2.15pt;width:468.5pt;height:63pt;z-index:251697152;visibility:visible;mso-wrap-style:square;mso-width-percent:0;mso-height-percent:0;mso-wrap-distance-left:9pt;mso-wrap-distance-top:0;mso-wrap-distance-right:9pt;mso-wrap-distance-bottom:0;mso-position-horizontal:absolute;mso-position-horizontal-relative:text;mso-position-vertical:absolute;mso-position-vertical-relative:text;mso-width-percent:0;mso-height-percent:0;mso-width-relative:margin;mso-height-relative:margin;v-text-anchor:middle" o:gfxdata="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" fillcolor="#eeece1" strokecolor="#e6e0ec" strokeweight="2pt"/>
+              <v:rect w14:anchorId="5CAA8DBA" id="Rectangle 18" o:spid="_x0000_s1026" alt="&quot;&quot;" style="position:absolute;margin-left:-.75pt;margin-top:2.15pt;width:468.5pt;height:63pt;z-index:251697152;visibility:visible;mso-wrap-style:square;mso-width-percent:0;mso-height-percent:0;mso-wrap-distance-left:9pt;mso-wrap-distance-top:0;mso-wrap-distance-right:9pt;mso-wrap-distance-bottom:0;mso-position-horizontal:absolute;mso-position-horizontal-relative:text;mso-position-vertical:absolute;mso-position-vertical-relative:text;mso-width-percent:0;mso-height-percent:0;mso-width-relative:margin;mso-height-relative:margin;v-text-anchor:middle" o:gfxdata="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" fillcolor="#eeece1" strokecolor="#e6e0ec" strokeweight="2pt"/>
             </w:pict>
           </mc:Fallback>
         </mc:AlternateContent>
       </w:r>
-      <w:r>
-        <w:rPr>
-          <w:rFonts w:cstheme="minorHAnsi"/>
-          <w:noProof/>
-          <w:sz w:val="24"/>
-          <w:szCs w:val="24"/>
-        </w:rPr>
-        <mc:AlternateContent>
-          <mc:Choice Requires="wps">
-            <w:drawing>
-              <wp:anchor distT="0" distB="0" distL="114300" distR="114300" simplePos="0" relativeHeight="251704320" behindDoc="0" locked="0" layoutInCell="1" allowOverlap="1" wp14:anchorId="49AB5FA4" wp14:editId="11179351">
-                <wp:simplePos x="0" y="0"/>
-                <wp:positionH relativeFrom="column">
-                  <wp:posOffset>-9525</wp:posOffset>
-                </wp:positionH>
-                <wp:positionV relativeFrom="paragraph">
-                  <wp:posOffset>27305</wp:posOffset>
-                </wp:positionV>
-                <wp:extent cx="5949315" cy="800100"/>
-                <wp:effectExtent l="0" t="0" r="13335" b="19050"/>
-                <wp:wrapNone/>
-                <wp:docPr id="5" name="Text Box 5">
-                  <a:extLst xmlns:a="http://schemas.openxmlformats.org/drawingml/2006/main">
-                    <a:ext uri="{C183D7F6-B498-43B3-948B-1728B52AA6E4}">
-                      <adec:decorative xmlns:adec="http://schemas.microsoft.com/office/drawing/2017/decorative" val="1"/>
-                    </a:ext>
-                  </a:extLst>
-                </wp:docPr>
-                <wp:cNvGraphicFramePr/>
-                <a:graphic xmlns:a="http://schemas.openxmlformats.org/drawingml/2006/main">
-                  <a:graphicData uri="http://schemas.microsoft.com/office/word/2010/wordprocessingShape">
-                    <wps:wsp>
-                      <wps:cNvSpPr txBox="1"/>
-                      <wps:spPr>
-                        <a:xfrm>
-                          <a:off x="0" y="0"/>
-                          <a:ext cx="5949315" cy="800100"/>
-                        </a:xfrm>
-                        <a:prstGeom prst="rect">
-                          <a:avLst/>
-                        </a:prstGeom>
-                        <a:solidFill>
-                          <a:schemeClr val="lt1"/>
-                        </a:solidFill>
-                        <a:ln w="6350">
-                          <a:solidFill>
-                            <a:prstClr val="black"/>
-                          </a:solidFill>
-                        </a:ln>
-                        <a:effectLst/>
-                      </wps:spPr>
-                      <wps:style>
-                        <a:lnRef idx="0">
-                          <a:schemeClr val="accent1"/>
-                        </a:lnRef>
-                        <a:fillRef idx="0">
-                          <a:schemeClr val="accent1"/>
-                        </a:fillRef>
-                        <a:effectRef idx="0">
-                          <a:schemeClr val="accent1"/>
-                        </a:effectRef>
-                        <a:fontRef idx="minor">
-                          <a:schemeClr val="dk1"/>
-                        </a:fontRef>
-                      </wps:style>
-                      <wps:txbx>
-                        <w:txbxContent>
-                          <w:p/>
-                        </w:txbxContent>
-                      </wps:txbx>
-                      <wps:bodyPr rot="0" spcFirstLastPara="0" vertOverflow="overflow" horzOverflow="overflow" vert="horz" wrap="square" lIns="91440" tIns="45720" rIns="91440" bIns="45720" numCol="1" spcCol="0" rtlCol="0" fromWordArt="0" anchor="t" anchorCtr="0" forceAA="0" compatLnSpc="1">
-                        <a:prstTxWarp prst="textNoShape">
-                          <a:avLst/>
-                        </a:prstTxWarp>
-                        <a:noAutofit/>
-                      </wps:bodyPr>
-                    </wps:wsp>
-                  </a:graphicData>
-                </a:graphic>
-                <wp14:sizeRelH relativeFrom="margin">
-                  <wp14:pctWidth>0</wp14:pctWidth>
-                </wp14:sizeRelH>
-                <wp14:sizeRelV relativeFrom="margin">
-                  <wp14:pctHeight>0</wp14:pctHeight>
-                </wp14:sizeRelV>
-              </wp:anchor>
-            </w:drawing>
-          </mc:Choice>
-          <mc:Fallback>
-            <w:pict>
-              <v:shapetype w14:anchorId="49AB5FA4" id="_x0000_t202" coordsize="21600,21600" o:spt="202" path="m,l,21600r21600,l21600,xe">
-                <v:stroke joinstyle="miter"/>
-                <v:path gradientshapeok="t" o:connecttype="rect"/>
-              </v:shapetype>
-              <v:shape id="Text Box 5" o:spid="_x0000_s1026" type="#_x0000_t202" alt="&quot;&quot;" style="position:absolute;margin-left:-.75pt;margin-top:2.15pt;width:468.45pt;height:63pt;z-index:251704320;visibility:visible;mso-wrap-style:square;mso-width-percent:0;mso-height-percent:0;mso-wrap-distance-left:9pt;mso-wrap-distance-top:0;mso-wrap-distance-right:9pt;mso-wrap-distance-bottom:0;mso-position-horizontal:absolute;mso-position-horizontal-relative:text;mso-position-vertical:absolute;mso-position-vertical-relative:text;mso-width-percent:0;mso-height-percent:0;mso-width-relative:margin;mso-height-relative:margin;v-text-anchor:top" o:gfxdata="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" fillcolor="white [3201]" strokeweight=".5pt">
-                <v:textbox>
-                  <w:txbxContent>
-                    <w:p/>
-                  </w:txbxContent>
-                </v:textbox>
-              </v:shape>
-            </w:pict>
-          </mc:Fallback>
-        </mc:AlternateContent>
-      </w:r>
+    </w:p>
+    <w:p>
+      <w:pPr>
+        <w:spacing w:after="0" w:line="240" w:lineRule="auto"/>
+        <w:rPr>
+          <w:rFonts w:cstheme="minorHAnsi"/>
+          <w:sz w:val="24"/>
+          <w:szCs w:val="24"/>
+        </w:rPr>
+      </w:pPr>
+    </w:p>
+    <w:p>
+      <w:pPr>
+        <w:spacing w:after="0" w:line="240" w:lineRule="auto"/>
+        <w:rPr>
+          <w:rFonts w:cstheme="minorHAnsi"/>
+          <w:sz w:val="24"/>
+          <w:szCs w:val="24"/>
+        </w:rPr>
+      </w:pPr>
+    </w:p>
+    <w:p>
+      <w:pPr>
+        <w:spacing w:after="0" w:line="240" w:lineRule="auto"/>
+        <w:rPr>
+          <w:rFonts w:cstheme="minorHAnsi"/>
+          <w:sz w:val="24"/>
+          <w:szCs w:val="24"/>
+        </w:rPr>
+      </w:pPr>
+    </w:p>
+    <w:p>
+      <w:pPr>
+        <w:spacing w:after="0" w:line="240" w:lineRule="auto"/>
+        <w:rPr>
+          <w:rFonts w:cstheme="minorHAnsi"/>
+          <w:sz w:val="24"/>
+          <w:szCs w:val="24"/>
+        </w:rPr>
+      </w:pPr>
+    </w:p>
+    <w:p>
+      <w:pPr>
+        <w:spacing w:after="0" w:line="240" w:lineRule="auto"/>
+        <w:rPr>
+          <w:rFonts w:cstheme="minorHAnsi"/>
+          <w:sz w:val="24"/>
+          <w:szCs w:val="24"/>
+        </w:rPr>
+      </w:pPr>
+    </w:p>
+    <w:p>
+      <w:pPr>
+        <w:spacing w:after="0" w:line="240" w:lineRule="auto"/>
+        <w:rPr>
+          <w:rFonts w:cstheme="minorHAnsi"/>
+          <w:sz w:val="24"/>
+          <w:szCs w:val="24"/>
+        </w:rPr>
+      </w:pPr>
+    </w:p>
+    <w:p>
+      <w:pPr>
+        <w:spacing w:after="0" w:line="240" w:lineRule="auto"/>
+        <w:rPr>
+          <w:rFonts w:cstheme="minorHAnsi"/>
+          <w:sz w:val="24"/>
+          <w:szCs w:val="24"/>
+        </w:rPr>
+      </w:pPr>
+    </w:p>
+    <w:p>
+      <w:pPr>
+        <w:spacing w:after="0" w:line="240" w:lineRule="auto"/>
+        <w:rPr>
+          <w:rFonts w:cstheme="minorHAnsi"/>
+          <w:sz w:val="24"/>
+          <w:szCs w:val="24"/>
+        </w:rPr>
+      </w:pPr>
+    </w:p>
+    <w:p>
+      <w:pPr>
+        <w:spacing w:after="0" w:line="240" w:lineRule="auto"/>
+        <w:rPr>
+          <w:rFonts w:cstheme="minorHAnsi"/>
+          <w:sz w:val="24"/>
+          <w:szCs w:val="24"/>
+        </w:rPr>
+      </w:pPr>
     </w:p>
     <w:p>
       <w:pPr>
@@ -1902,7 +2117,7 @@
                 <w:i/>
                 <w:color w:val="0070C0"/>
               </w:rPr>
-              <w:t>[Translator]</w:t>
+              <w:t>Kendra V. Dickinson</w:t>
             </w:r>
           </w:p>
         </w:tc>
@@ -1929,9 +2144,59 @@
             <w:r>
               <w:rPr>
                 <w:i/>
+                <w:noProof/>
                 <w:color w:val="0070C0"/>
               </w:rPr>
-              <w:t>[Translator]</w:t>
+              <w:drawing>
+                <wp:inline distT="0" distB="0" distL="0" distR="0" wp14:anchorId="7251B985" wp14:editId="4142918B">
+                  <wp:extent cx="1837944" cy="374650"/>
+                  <wp:effectExtent l="0" t="0" r="3810" b="0"/>
+                  <wp:docPr id="1896970382" name="Picture 5"/>
+                  <wp:cNvGraphicFramePr>
+                    <a:graphicFrameLocks xmlns:a="http://schemas.openxmlformats.org/drawingml/2006/main" noChangeAspect="1"/>
+                  </wp:cNvGraphicFramePr>
+                  <a:graphic xmlns:a="http://schemas.openxmlformats.org/drawingml/2006/main">
+                    <a:graphicData uri="http://schemas.openxmlformats.org/drawingml/2006/picture">
+                      <pic:pic xmlns:pic="http://schemas.openxmlformats.org/drawingml/2006/picture">
+                        <pic:nvPicPr>
+                          <pic:cNvPr id="1896970382" name="Picture 1896970382"/>
+                          <pic:cNvPicPr/>
+                        </pic:nvPicPr>
+                        <pic:blipFill rotWithShape="1">
+                          <a:blip r:embed="rId9" cstate="print">
+                            <a:extLst>
+                              <a:ext uri="{28A0092B-C50C-407E-A947-70E740481C1C}">
+                                <a14:useLocalDpi xmlns:a14="http://schemas.microsoft.com/office/drawing/2010/main" val="0"/>
+                              </a:ext>
+                            </a:extLst>
+                          </a:blip>
+                          <a:srcRect t="12639" r="38383" b="35579"/>
+                          <a:stretch>
+                            <a:fillRect/>
+                          </a:stretch>
+                        </pic:blipFill>
+                        <pic:spPr bwMode="auto">
+                          <a:xfrm>
+                            <a:off x="0" y="0"/>
+                            <a:ext cx="1838946" cy="374854"/>
+                          </a:xfrm>
+                          <a:prstGeom prst="rect">
+                            <a:avLst/>
+                          </a:prstGeom>
+                          <a:ln>
+                            <a:noFill/>
+                          </a:ln>
+                          <a:extLst>
+                            <a:ext uri="{53640926-AAD7-44D8-BBD7-CCE9431645EC}">
+                              <a14:shadowObscured xmlns:a14="http://schemas.microsoft.com/office/drawing/2010/main"/>
+                            </a:ext>
+                          </a:extLst>
+                        </pic:spPr>
+                      </pic:pic>
+                    </a:graphicData>
+                  </a:graphic>
+                </wp:inline>
+              </w:drawing>
             </w:r>
           </w:p>
         </w:tc>
@@ -2029,7 +2294,7 @@
                 <w:i/>
                 <w:color w:val="0070C0"/>
               </w:rPr>
-              <w:t>[Date Signed]</w:t>
+              <w:t>06/25/2026</w:t>
             </w:r>
           </w:p>
         </w:tc>
@@ -2085,922 +2350,20 @@
         <w:spacing w:after="0" w:line="240" w:lineRule="auto"/>
         <w:rPr>
           <w:rFonts w:cstheme="minorHAnsi"/>
-        </w:rPr>
-      </w:pPr>
-    </w:p>
-    <w:p>
-      <w:pPr>
-        <w:spacing w:after="0" w:line="240" w:lineRule="auto"/>
-        <w:ind w:left="360" w:right="360"/>
-        <w:contextualSpacing/>
-        <w:jc w:val="both"/>
-        <w:rPr>
-          <w:rFonts w:cstheme="minorHAnsi"/>
-        </w:rPr>
-      </w:pPr>
-      <w:sdt>
-        <w:sdtPr>
-          <w:rPr>
-            <w:rFonts w:cstheme="minorHAnsi"/>
-          </w:rPr>
-          <w:id w:val="-834229783"/>
-          <w14:checkbox>
-            <w14:checked w14:val="0"/>
-            <w14:checkedState w14:val="2612" w14:font="MS Gothic"/>
-            <w14:uncheckedState w14:val="2610" w14:font="MS Gothic"/>
-          </w14:checkbox>
-        </w:sdtPr>
-        <w:sdtContent>
-          <w:r>
-            <w:rPr>
-              <w:rFonts w:ascii="MS Gothic" w:eastAsia="MS Gothic" w:hAnsi="MS Gothic" w:cstheme="minorHAnsi" w:hint="eastAsia"/>
-            </w:rPr>
-            <w:t>☐</w:t>
-          </w:r>
-        </w:sdtContent>
-      </w:sdt>
-      <w:r>
-        <w:rPr>
-          <w:rFonts w:cstheme="minorHAnsi"/>
-          <w:sz w:val="24"/>
-          <w:szCs w:val="24"/>
-        </w:rPr>
-        <w:t xml:space="preserve"> </w:t>
-      </w:r>
-      <w:r>
-        <w:rPr>
-          <w:rFonts w:cstheme="minorHAnsi"/>
-          <w:b/>
-          <w:sz w:val="24"/>
-          <w:szCs w:val="24"/>
-          <w:u w:val="single"/>
-        </w:rPr>
-        <w:t>Braille Trans</w:t>
-      </w:r>
-      <w:r>
-        <w:rPr>
-          <w:rFonts w:cstheme="minorHAnsi"/>
-          <w:b/>
-          <w:sz w:val="24"/>
-          <w:szCs w:val="24"/>
-          <w:u w:val="single"/>
-        </w:rPr>
-        <w:t>crip</w:t>
-      </w:r>
-      <w:r>
-        <w:rPr>
-          <w:rFonts w:cstheme="minorHAnsi"/>
-          <w:b/>
-          <w:sz w:val="24"/>
-          <w:szCs w:val="24"/>
-          <w:u w:val="single"/>
-        </w:rPr>
-        <w:t>tion Service</w:t>
-      </w:r>
-      <w:r>
-        <w:rPr>
-          <w:rFonts w:cstheme="minorHAnsi"/>
-          <w:b/>
-          <w:sz w:val="24"/>
-          <w:szCs w:val="24"/>
-          <w:u w:val="single"/>
-        </w:rPr>
-        <w:t xml:space="preserve"> or Organization U</w:t>
-      </w:r>
-      <w:r>
-        <w:rPr>
-          <w:rFonts w:cstheme="minorHAnsi"/>
-          <w:b/>
-          <w:sz w:val="24"/>
-          <w:szCs w:val="24"/>
-          <w:u w:val="single"/>
-        </w:rPr>
-        <w:t>nit</w:t>
-      </w:r>
-      <w:r>
-        <w:rPr>
-          <w:rFonts w:cstheme="minorHAnsi"/>
-          <w:sz w:val="24"/>
-          <w:szCs w:val="24"/>
-        </w:rPr>
-        <w:t xml:space="preserve"> </w:t>
-      </w:r>
-      <w:r>
-        <w:rPr>
-          <w:rFonts w:cstheme="minorHAnsi"/>
-          <w:sz w:val="24"/>
-          <w:szCs w:val="24"/>
-        </w:rPr>
-        <w:t>[</w:t>
-      </w:r>
-      <w:r>
-        <w:rPr>
-          <w:rFonts w:cstheme="minorHAnsi"/>
-          <w:color w:val="0070C0"/>
-          <w:sz w:val="24"/>
-          <w:szCs w:val="24"/>
-        </w:rPr>
-        <w:t>Service or Unit Name</w:t>
-      </w:r>
-      <w:r>
-        <w:rPr>
-          <w:rFonts w:cstheme="minorHAnsi"/>
-          <w:color w:val="0070C0"/>
-          <w:sz w:val="24"/>
-          <w:szCs w:val="24"/>
-        </w:rPr>
-        <w:t>]</w:t>
-      </w:r>
-      <w:r>
-        <w:rPr>
-          <w:rFonts w:cstheme="minorHAnsi"/>
-          <w:sz w:val="24"/>
-          <w:szCs w:val="24"/>
-        </w:rPr>
-        <w:t xml:space="preserve"> confirms that it has accurately translated </w:t>
-      </w:r>
-      <w:r>
-        <w:rPr>
-          <w:rFonts w:cstheme="minorHAnsi"/>
-          <w:color w:val="0070C0"/>
-          <w:sz w:val="24"/>
-          <w:szCs w:val="24"/>
-        </w:rPr>
-        <w:t xml:space="preserve">[or </w:t>
-      </w:r>
-      <w:r>
-        <w:rPr>
-          <w:rFonts w:cstheme="minorHAnsi"/>
-          <w:color w:val="0070C0"/>
-          <w:sz w:val="24"/>
-          <w:szCs w:val="24"/>
-        </w:rPr>
-        <w:t>back-translated</w:t>
-      </w:r>
-      <w:r>
-        <w:rPr>
-          <w:rFonts w:cstheme="minorHAnsi"/>
-          <w:color w:val="0070C0"/>
-          <w:sz w:val="24"/>
-          <w:szCs w:val="24"/>
-        </w:rPr>
-        <w:t xml:space="preserve">] </w:t>
-      </w:r>
-      <w:r>
-        <w:rPr>
-          <w:rFonts w:cstheme="minorHAnsi"/>
-          <w:sz w:val="24"/>
-          <w:szCs w:val="24"/>
-        </w:rPr>
-        <w:t>the below-listed research documents(s)</w:t>
-      </w:r>
-      <w:proofErr w:type="gramStart"/>
-      <w:r>
-        <w:rPr>
-          <w:rFonts w:cstheme="minorHAnsi"/>
-          <w:sz w:val="24"/>
-          <w:szCs w:val="24"/>
-        </w:rPr>
-        <w:t xml:space="preserve">.  </w:t>
-      </w:r>
-      <w:proofErr w:type="gramEnd"/>
-      <w:r>
-        <w:rPr>
-          <w:rFonts w:cstheme="minorHAnsi"/>
-          <w:sz w:val="24"/>
-          <w:szCs w:val="24"/>
-        </w:rPr>
-        <w:t>Our Service</w:t>
-      </w:r>
-      <w:r>
-        <w:rPr>
-          <w:rFonts w:cstheme="minorHAnsi"/>
-          <w:sz w:val="24"/>
-          <w:szCs w:val="24"/>
-        </w:rPr>
-        <w:t>/Unit</w:t>
-      </w:r>
-      <w:r>
-        <w:rPr>
-          <w:rFonts w:cstheme="minorHAnsi"/>
-          <w:sz w:val="24"/>
-          <w:szCs w:val="24"/>
-        </w:rPr>
-        <w:t xml:space="preserve"> </w:t>
-      </w:r>
-      <w:r>
-        <w:rPr>
-          <w:rFonts w:cstheme="minorHAnsi"/>
-          <w:sz w:val="24"/>
-          <w:szCs w:val="24"/>
-        </w:rPr>
-        <w:t>has the</w:t>
-      </w:r>
-      <w:r>
-        <w:rPr>
-          <w:rFonts w:cstheme="minorHAnsi"/>
-          <w:sz w:val="24"/>
-          <w:szCs w:val="24"/>
-        </w:rPr>
-        <w:t xml:space="preserve"> scientific or medical background</w:t>
-      </w:r>
-      <w:r>
-        <w:rPr>
-          <w:rFonts w:cstheme="minorHAnsi"/>
-          <w:sz w:val="24"/>
-          <w:szCs w:val="24"/>
-        </w:rPr>
-        <w:t xml:space="preserve"> necessary to translate the research documents</w:t>
-      </w:r>
-      <w:r>
-        <w:rPr>
-          <w:rFonts w:cstheme="minorHAnsi"/>
-          <w:sz w:val="24"/>
-          <w:szCs w:val="24"/>
-        </w:rPr>
-        <w:t xml:space="preserve"> into Braille</w:t>
-      </w:r>
-      <w:proofErr w:type="gramStart"/>
-      <w:r>
-        <w:rPr>
-          <w:rFonts w:cstheme="minorHAnsi"/>
-          <w:sz w:val="24"/>
-          <w:szCs w:val="24"/>
-        </w:rPr>
-        <w:t xml:space="preserve">. </w:t>
-      </w:r>
-      <w:r>
-        <w:rPr>
-          <w:rFonts w:cstheme="minorHAnsi"/>
-          <w:sz w:val="24"/>
-          <w:szCs w:val="24"/>
-        </w:rPr>
-        <w:t xml:space="preserve"> </w:t>
-      </w:r>
-      <w:proofErr w:type="gramEnd"/>
-    </w:p>
-    <w:p>
-      <w:pPr>
-        <w:spacing w:after="0" w:line="240" w:lineRule="auto"/>
-        <w:rPr>
-          <w:rFonts w:cstheme="minorHAnsi"/>
-        </w:rPr>
-      </w:pPr>
-    </w:p>
-    <w:p>
-      <w:pPr>
-        <w:spacing w:after="0" w:line="240" w:lineRule="auto"/>
-        <w:rPr>
-          <w:rFonts w:cstheme="minorHAnsi"/>
-          <w:b/>
-          <w:sz w:val="24"/>
-          <w:szCs w:val="24"/>
-        </w:rPr>
-      </w:pPr>
-      <w:r>
-        <w:rPr>
-          <w:rFonts w:cstheme="minorHAnsi"/>
-          <w:b/>
-          <w:sz w:val="24"/>
-          <w:szCs w:val="24"/>
-        </w:rPr>
-        <w:t>L</w:t>
-      </w:r>
-      <w:r>
-        <w:rPr>
-          <w:rFonts w:cstheme="minorHAnsi"/>
-          <w:b/>
-          <w:sz w:val="24"/>
-          <w:szCs w:val="24"/>
-        </w:rPr>
-        <w:t xml:space="preserve">ist the Document(s) </w:t>
-      </w:r>
-      <w:r>
-        <w:rPr>
-          <w:rFonts w:cstheme="minorHAnsi"/>
-          <w:b/>
-          <w:sz w:val="24"/>
-          <w:szCs w:val="24"/>
-        </w:rPr>
-        <w:t xml:space="preserve">the Service translated into Braille </w:t>
-      </w:r>
-      <w:r>
-        <w:rPr>
-          <w:rFonts w:cstheme="minorHAnsi"/>
-          <w:b/>
-          <w:color w:val="0070C0"/>
-          <w:sz w:val="24"/>
-          <w:szCs w:val="24"/>
-        </w:rPr>
-        <w:t xml:space="preserve">[or back translated] </w:t>
-      </w:r>
-      <w:r>
-        <w:rPr>
-          <w:rFonts w:cstheme="minorHAnsi"/>
-          <w:b/>
-          <w:sz w:val="24"/>
-          <w:szCs w:val="24"/>
-        </w:rPr>
-        <w:t>for this research</w:t>
-      </w:r>
-      <w:r>
-        <w:rPr>
-          <w:rFonts w:cstheme="minorHAnsi"/>
-          <w:b/>
-          <w:sz w:val="24"/>
-          <w:szCs w:val="24"/>
-        </w:rPr>
-        <w:t xml:space="preserve">. Please include </w:t>
-      </w:r>
-      <w:r>
-        <w:rPr>
-          <w:rFonts w:cstheme="minorHAnsi"/>
-          <w:b/>
-          <w:sz w:val="24"/>
-          <w:szCs w:val="24"/>
-        </w:rPr>
-        <w:t xml:space="preserve">the </w:t>
-      </w:r>
-      <w:r>
-        <w:rPr>
-          <w:rFonts w:cstheme="minorHAnsi"/>
-          <w:b/>
-          <w:sz w:val="24"/>
-          <w:szCs w:val="24"/>
-        </w:rPr>
-        <w:t>version and/or date, if applicable:</w:t>
-      </w:r>
-    </w:p>
-    <w:p>
-      <w:pPr>
-        <w:spacing w:after="0" w:line="240" w:lineRule="auto"/>
-        <w:rPr>
-          <w:rFonts w:cstheme="minorHAnsi"/>
-          <w:sz w:val="24"/>
-          <w:szCs w:val="24"/>
-        </w:rPr>
-      </w:pPr>
-      <w:r>
-        <w:rPr>
-          <w:rFonts w:cstheme="minorHAnsi"/>
-          <w:noProof/>
-          <w:sz w:val="24"/>
-          <w:szCs w:val="24"/>
-        </w:rPr>
-        <mc:AlternateContent>
-          <mc:Choice Requires="wps">
-            <w:drawing>
-              <wp:anchor distT="0" distB="0" distL="114300" distR="114300" simplePos="0" relativeHeight="251740160" behindDoc="0" locked="0" layoutInCell="1" allowOverlap="1" wp14:anchorId="2243DACC" wp14:editId="507B5774">
-                <wp:simplePos x="0" y="0"/>
-                <wp:positionH relativeFrom="margin">
-                  <wp:align>center</wp:align>
-                </wp:positionH>
-                <wp:positionV relativeFrom="paragraph">
-                  <wp:posOffset>191135</wp:posOffset>
-                </wp:positionV>
-                <wp:extent cx="5949315" cy="1085850"/>
-                <wp:effectExtent l="0" t="0" r="13335" b="19050"/>
-                <wp:wrapNone/>
-                <wp:docPr id="4" name="Text Box 4">
-                  <a:extLst xmlns:a="http://schemas.openxmlformats.org/drawingml/2006/main">
-                    <a:ext uri="{C183D7F6-B498-43B3-948B-1728B52AA6E4}">
-                      <adec:decorative xmlns:adec="http://schemas.microsoft.com/office/drawing/2017/decorative" val="1"/>
-                    </a:ext>
-                  </a:extLst>
-                </wp:docPr>
-                <wp:cNvGraphicFramePr/>
-                <a:graphic xmlns:a="http://schemas.openxmlformats.org/drawingml/2006/main">
-                  <a:graphicData uri="http://schemas.microsoft.com/office/word/2010/wordprocessingShape">
-                    <wps:wsp>
-                      <wps:cNvSpPr txBox="1"/>
-                      <wps:spPr>
-                        <a:xfrm>
-                          <a:off x="0" y="0"/>
-                          <a:ext cx="5949315" cy="1085850"/>
-                        </a:xfrm>
-                        <a:prstGeom prst="rect">
-                          <a:avLst/>
-                        </a:prstGeom>
-                        <a:solidFill>
-                          <a:schemeClr val="lt1"/>
-                        </a:solidFill>
-                        <a:ln w="6350">
-                          <a:solidFill>
-                            <a:prstClr val="black"/>
-                          </a:solidFill>
-                        </a:ln>
-                        <a:effectLst/>
-                      </wps:spPr>
-                      <wps:style>
-                        <a:lnRef idx="0">
-                          <a:schemeClr val="accent1"/>
-                        </a:lnRef>
-                        <a:fillRef idx="0">
-                          <a:schemeClr val="accent1"/>
-                        </a:fillRef>
-                        <a:effectRef idx="0">
-                          <a:schemeClr val="accent1"/>
-                        </a:effectRef>
-                        <a:fontRef idx="minor">
-                          <a:schemeClr val="dk1"/>
-                        </a:fontRef>
-                      </wps:style>
-                      <wps:txbx>
-                        <w:txbxContent>
-                          <w:p/>
-                        </w:txbxContent>
-                      </wps:txbx>
-                      <wps:bodyPr rot="0" spcFirstLastPara="0" vertOverflow="overflow" horzOverflow="overflow" vert="horz" wrap="square" lIns="91440" tIns="45720" rIns="91440" bIns="45720" numCol="1" spcCol="0" rtlCol="0" fromWordArt="0" anchor="t" anchorCtr="0" forceAA="0" compatLnSpc="1">
-                        <a:prstTxWarp prst="textNoShape">
-                          <a:avLst/>
-                        </a:prstTxWarp>
-                        <a:noAutofit/>
-                      </wps:bodyPr>
-                    </wps:wsp>
-                  </a:graphicData>
-                </a:graphic>
-                <wp14:sizeRelH relativeFrom="margin">
-                  <wp14:pctWidth>0</wp14:pctWidth>
-                </wp14:sizeRelH>
-                <wp14:sizeRelV relativeFrom="margin">
-                  <wp14:pctHeight>0</wp14:pctHeight>
-                </wp14:sizeRelV>
-              </wp:anchor>
-            </w:drawing>
-          </mc:Choice>
-          <mc:Fallback>
-            <w:pict>
-              <v:shape w14:anchorId="2243DACC" id="Text Box 4" o:spid="_x0000_s1027" type="#_x0000_t202" alt="&quot;&quot;" style="position:absolute;margin-left:0;margin-top:15.05pt;width:468.45pt;height:85.5pt;z-index:251740160;visibility:visible;mso-wrap-style:square;mso-width-percent:0;mso-height-percent:0;mso-wrap-distance-left:9pt;mso-wrap-distance-top:0;mso-wrap-distance-right:9pt;mso-wrap-distance-bottom:0;mso-position-horizontal:center;mso-position-horizontal-relative:margin;mso-position-vertical:absolute;mso-position-vertical-relative:text;mso-width-percent:0;mso-height-percent:0;mso-width-relative:margin;mso-height-relative:margin;v-text-anchor:top" o:gfxdata="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" fillcolor="white [3201]" strokeweight=".5pt">
-                <v:textbox>
-                  <w:txbxContent>
-                    <w:p/>
-                  </w:txbxContent>
-                </v:textbox>
-                <w10:wrap anchorx="margin"/>
-              </v:shape>
-            </w:pict>
-          </mc:Fallback>
-        </mc:AlternateContent>
-      </w:r>
-    </w:p>
-    <w:p>
-      <w:pPr>
-        <w:spacing w:after="0" w:line="240" w:lineRule="auto"/>
-        <w:rPr>
-          <w:rFonts w:cstheme="minorHAnsi"/>
-          <w:sz w:val="24"/>
-          <w:szCs w:val="24"/>
-        </w:rPr>
-      </w:pPr>
-      <w:r>
-        <w:rPr>
-          <w:rFonts w:cstheme="minorHAnsi"/>
-          <w:noProof/>
-          <w:color w:val="EEECE1" w:themeColor="background2"/>
-          <w:sz w:val="24"/>
-          <w:szCs w:val="24"/>
-        </w:rPr>
-        <mc:AlternateContent>
-          <mc:Choice Requires="wps">
-            <w:drawing>
-              <wp:anchor distT="0" distB="0" distL="114300" distR="114300" simplePos="0" relativeHeight="251739136" behindDoc="0" locked="0" layoutInCell="1" allowOverlap="1" wp14:anchorId="101FCFD1" wp14:editId="26D6CC7E">
-                <wp:simplePos x="0" y="0"/>
-                <wp:positionH relativeFrom="column">
-                  <wp:posOffset>-6350</wp:posOffset>
-                </wp:positionH>
-                <wp:positionV relativeFrom="paragraph">
-                  <wp:posOffset>30481</wp:posOffset>
-                </wp:positionV>
-                <wp:extent cx="5949950" cy="1054100"/>
-                <wp:effectExtent l="0" t="0" r="12700" b="12700"/>
-                <wp:wrapNone/>
-                <wp:docPr id="6" name="Rectangle 6">
-                  <a:extLst xmlns:a="http://schemas.openxmlformats.org/drawingml/2006/main">
-                    <a:ext uri="{C183D7F6-B498-43B3-948B-1728B52AA6E4}">
-                      <adec:decorative xmlns:adec="http://schemas.microsoft.com/office/drawing/2017/decorative" val="1"/>
-                    </a:ext>
-                  </a:extLst>
-                </wp:docPr>
-                <wp:cNvGraphicFramePr/>
-                <a:graphic xmlns:a="http://schemas.openxmlformats.org/drawingml/2006/main">
-                  <a:graphicData uri="http://schemas.microsoft.com/office/word/2010/wordprocessingShape">
-                    <wps:wsp>
-                      <wps:cNvSpPr/>
-                      <wps:spPr>
-                        <a:xfrm>
-                          <a:off x="0" y="0"/>
-                          <a:ext cx="5949950" cy="1054100"/>
-                        </a:xfrm>
-                        <a:prstGeom prst="rect">
-                          <a:avLst/>
-                        </a:prstGeom>
-                        <a:solidFill>
-                          <a:srgbClr val="EEECE1"/>
-                        </a:solidFill>
-                        <a:ln w="25400" cap="flat" cmpd="sng" algn="ctr">
-                          <a:solidFill>
-                            <a:srgbClr val="8064A2">
-                              <a:lumMod val="20000"/>
-                              <a:lumOff val="80000"/>
-                            </a:srgbClr>
-                          </a:solidFill>
-                          <a:prstDash val="solid"/>
-                        </a:ln>
-                        <a:effectLst/>
-                      </wps:spPr>
-                      <wps:bodyPr rot="0" spcFirstLastPara="0" vertOverflow="overflow" horzOverflow="overflow" vert="horz" wrap="square" lIns="91440" tIns="45720" rIns="91440" bIns="45720" numCol="1" spcCol="0" rtlCol="0" fromWordArt="0" anchor="ctr" anchorCtr="0" forceAA="0" compatLnSpc="1">
-                        <a:prstTxWarp prst="textNoShape">
-                          <a:avLst/>
-                        </a:prstTxWarp>
-                        <a:noAutofit/>
-                      </wps:bodyPr>
-                    </wps:wsp>
-                  </a:graphicData>
-                </a:graphic>
-                <wp14:sizeRelH relativeFrom="margin">
-                  <wp14:pctWidth>0</wp14:pctWidth>
-                </wp14:sizeRelH>
-                <wp14:sizeRelV relativeFrom="margin">
-                  <wp14:pctHeight>0</wp14:pctHeight>
-                </wp14:sizeRelV>
-              </wp:anchor>
-            </w:drawing>
-          </mc:Choice>
-          <mc:Fallback>
-            <w:pict>
-              <v:rect w14:anchorId="4E324F95" id="Rectangle 6" o:spid="_x0000_s1026" alt="&quot;&quot;" style="position:absolute;margin-left:-.5pt;margin-top:2.4pt;width:468.5pt;height:83pt;z-index:251739136;visibility:visible;mso-wrap-style:square;mso-width-percent:0;mso-height-percent:0;mso-wrap-distance-left:9pt;mso-wrap-distance-top:0;mso-wrap-distance-right:9pt;mso-wrap-distance-bottom:0;mso-position-horizontal:absolute;mso-position-horizontal-relative:text;mso-position-vertical:absolute;mso-position-vertical-relative:text;mso-width-percent:0;mso-height-percent:0;mso-width-relative:margin;mso-height-relative:margin;v-text-anchor:middle" o:gfxdata="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" fillcolor="#eeece1" strokecolor="#e6e0ec" strokeweight="2pt"/>
-            </w:pict>
-          </mc:Fallback>
-        </mc:AlternateContent>
-      </w:r>
-    </w:p>
-    <w:p>
-      <w:pPr>
-        <w:spacing w:after="0" w:line="240" w:lineRule="auto"/>
-        <w:rPr>
-          <w:rFonts w:cstheme="minorHAnsi"/>
-          <w:sz w:val="24"/>
-          <w:szCs w:val="24"/>
-        </w:rPr>
-      </w:pPr>
-    </w:p>
-    <w:p>
-      <w:pPr>
-        <w:spacing w:after="0" w:line="240" w:lineRule="auto"/>
-        <w:rPr>
-          <w:rFonts w:cstheme="minorHAnsi"/>
-          <w:sz w:val="24"/>
-          <w:szCs w:val="24"/>
-        </w:rPr>
-      </w:pPr>
-    </w:p>
-    <w:p>
-      <w:pPr>
-        <w:spacing w:after="0" w:line="240" w:lineRule="auto"/>
-        <w:rPr>
-          <w:rFonts w:cstheme="minorHAnsi"/>
-          <w:sz w:val="24"/>
-          <w:szCs w:val="24"/>
-        </w:rPr>
-      </w:pPr>
-    </w:p>
-    <w:p>
-      <w:pPr>
-        <w:spacing w:after="0" w:line="240" w:lineRule="auto"/>
-        <w:rPr>
-          <w:rFonts w:cstheme="minorHAnsi"/>
-          <w:sz w:val="24"/>
-          <w:szCs w:val="24"/>
-        </w:rPr>
-      </w:pPr>
-    </w:p>
-    <w:p>
-      <w:pPr>
-        <w:spacing w:after="0" w:line="240" w:lineRule="auto"/>
-        <w:rPr>
-          <w:rFonts w:cstheme="minorHAnsi"/>
-          <w:sz w:val="24"/>
-          <w:szCs w:val="24"/>
-        </w:rPr>
-      </w:pPr>
-    </w:p>
-    <w:p>
-      <w:pPr>
-        <w:spacing w:after="0" w:line="240" w:lineRule="auto"/>
-        <w:rPr>
-          <w:rFonts w:cstheme="minorHAnsi"/>
-          <w:sz w:val="24"/>
-          <w:szCs w:val="24"/>
-        </w:rPr>
-      </w:pPr>
-      <w:r>
-        <w:rPr>
-          <w:rFonts w:cstheme="minorHAnsi"/>
-          <w:sz w:val="24"/>
-          <w:szCs w:val="24"/>
-        </w:rPr>
-        <w:t>Our Service/Organization Unit</w:t>
-      </w:r>
-      <w:r>
-        <w:rPr>
-          <w:rFonts w:cstheme="minorHAnsi"/>
-          <w:sz w:val="24"/>
-          <w:szCs w:val="24"/>
-        </w:rPr>
-        <w:t xml:space="preserve"> believe</w:t>
-      </w:r>
-      <w:r>
-        <w:rPr>
-          <w:rFonts w:cstheme="minorHAnsi"/>
-          <w:sz w:val="24"/>
-          <w:szCs w:val="24"/>
-        </w:rPr>
-        <w:t>s</w:t>
-      </w:r>
-      <w:r>
-        <w:rPr>
-          <w:rFonts w:cstheme="minorHAnsi"/>
-          <w:sz w:val="24"/>
-          <w:szCs w:val="24"/>
-        </w:rPr>
-        <w:t xml:space="preserve"> that </w:t>
-      </w:r>
-      <w:r>
-        <w:rPr>
-          <w:rFonts w:cstheme="minorHAnsi"/>
-          <w:sz w:val="24"/>
-          <w:szCs w:val="24"/>
-        </w:rPr>
-        <w:t>it has</w:t>
-      </w:r>
-      <w:r>
-        <w:rPr>
-          <w:rFonts w:cstheme="minorHAnsi"/>
-          <w:sz w:val="24"/>
-          <w:szCs w:val="24"/>
-        </w:rPr>
-        <w:t xml:space="preserve"> translated the research materials listed above accurately to reflect the English-language study documents.</w:t>
-      </w:r>
-    </w:p>
-    <w:tbl>
-      <w:tblPr>
-        <w:tblStyle w:val="TableGrid"/>
-        <w:tblW w:w="5000" w:type="pct"/>
-        <w:tblBorders>
-          <w:top w:val="none" w:sz="0" w:space="0" w:color="auto"/>
-          <w:left w:val="none" w:sz="0" w:space="0" w:color="auto"/>
-          <w:bottom w:val="none" w:sz="0" w:space="0" w:color="auto"/>
-          <w:right w:val="none" w:sz="0" w:space="0" w:color="auto"/>
-        </w:tblBorders>
-        <w:tblLook w:val="04A0" w:firstRow="1" w:lastRow="0" w:firstColumn="1" w:lastColumn="0" w:noHBand="0" w:noVBand="1"/>
-      </w:tblPr>
-      <w:tblGrid>
-        <w:gridCol w:w="4439"/>
-        <w:gridCol w:w="4921"/>
-      </w:tblGrid>
-      <w:tr>
-        <w:trPr>
-          <w:trHeight w:val="161"/>
-        </w:trPr>
-        <w:tc>
-          <w:tcPr>
-            <w:tcW w:w="2371" w:type="pct"/>
-            <w:tcBorders>
-              <w:top w:val="nil"/>
-              <w:bottom w:val="single" w:sz="4" w:space="0" w:color="auto"/>
-              <w:right w:val="nil"/>
-            </w:tcBorders>
-            <w:vAlign w:val="center"/>
-          </w:tcPr>
-          <w:p>
-            <w:pPr>
-              <w:contextualSpacing/>
-              <w:jc w:val="center"/>
-              <w:rPr>
-                <w:i/>
-                <w:color w:val="0070C0"/>
-              </w:rPr>
-            </w:pPr>
-          </w:p>
-          <w:p>
-            <w:pPr>
-              <w:contextualSpacing/>
-              <w:jc w:val="center"/>
-              <w:rPr>
-                <w:i/>
-                <w:color w:val="0070C0"/>
-              </w:rPr>
-            </w:pPr>
-            <w:r>
-              <w:rPr>
-                <w:i/>
-                <w:color w:val="0070C0"/>
-              </w:rPr>
-              <w:t>[Translat</w:t>
-            </w:r>
-            <w:r>
-              <w:rPr>
-                <w:i/>
-                <w:color w:val="0070C0"/>
-              </w:rPr>
-              <w:t>ion Service Name</w:t>
-            </w:r>
-            <w:r>
-              <w:rPr>
-                <w:i/>
-                <w:color w:val="0070C0"/>
-              </w:rPr>
-              <w:t>]</w:t>
-            </w:r>
-          </w:p>
-        </w:tc>
-        <w:tc>
-          <w:tcPr>
-            <w:tcW w:w="2629" w:type="pct"/>
-            <w:tcBorders>
-              <w:top w:val="nil"/>
-              <w:left w:val="nil"/>
-              <w:bottom w:val="single" w:sz="4" w:space="0" w:color="auto"/>
-              <w:right w:val="nil"/>
-            </w:tcBorders>
-            <w:vAlign w:val="bottom"/>
-          </w:tcPr>
-          <w:p>
-            <w:pPr>
-              <w:contextualSpacing/>
-              <w:jc w:val="center"/>
-              <w:rPr>
-                <w:i/>
-                <w:color w:val="0070C0"/>
-              </w:rPr>
-            </w:pPr>
-            <w:r>
-              <w:rPr>
-                <w:i/>
-                <w:color w:val="0070C0"/>
-              </w:rPr>
-              <w:t>[</w:t>
-            </w:r>
-            <w:r>
-              <w:rPr>
-                <w:i/>
-                <w:color w:val="0070C0"/>
-              </w:rPr>
-              <w:t>Representative’s Name/Signature</w:t>
-            </w:r>
-            <w:r>
-              <w:rPr>
-                <w:i/>
-                <w:color w:val="0070C0"/>
-              </w:rPr>
-              <w:t>]</w:t>
-            </w:r>
-          </w:p>
-        </w:tc>
-      </w:tr>
-      <w:tr>
-        <w:tc>
-          <w:tcPr>
-            <w:tcW w:w="2371" w:type="pct"/>
-            <w:tcBorders>
-              <w:top w:val="single" w:sz="4" w:space="0" w:color="auto"/>
-              <w:bottom w:val="nil"/>
-              <w:right w:val="nil"/>
-            </w:tcBorders>
-          </w:tcPr>
-          <w:p>
-            <w:pPr>
-              <w:contextualSpacing/>
-              <w:jc w:val="center"/>
-            </w:pPr>
-            <w:r>
-              <w:t>Braille Translation Service</w:t>
-            </w:r>
-          </w:p>
-        </w:tc>
-        <w:tc>
-          <w:tcPr>
-            <w:tcW w:w="2629" w:type="pct"/>
-            <w:tcBorders>
-              <w:top w:val="single" w:sz="4" w:space="0" w:color="auto"/>
-              <w:left w:val="nil"/>
-              <w:bottom w:val="nil"/>
-            </w:tcBorders>
-          </w:tcPr>
-          <w:p>
-            <w:pPr>
-              <w:contextualSpacing/>
-              <w:jc w:val="center"/>
-            </w:pPr>
-            <w:r>
-              <w:t>Service Representative Name/Signature</w:t>
-            </w:r>
-          </w:p>
-        </w:tc>
-      </w:tr>
-      <w:tr>
-        <w:tc>
-          <w:tcPr>
-            <w:tcW w:w="2371" w:type="pct"/>
-            <w:tcBorders>
-              <w:top w:val="nil"/>
-              <w:bottom w:val="nil"/>
-              <w:right w:val="nil"/>
-            </w:tcBorders>
-          </w:tcPr>
-          <w:p>
-            <w:pPr>
-              <w:contextualSpacing/>
-              <w:jc w:val="center"/>
-            </w:pPr>
-          </w:p>
-        </w:tc>
-        <w:tc>
-          <w:tcPr>
-            <w:tcW w:w="2629" w:type="pct"/>
-            <w:tcBorders>
-              <w:top w:val="nil"/>
-              <w:left w:val="nil"/>
-              <w:bottom w:val="single" w:sz="4" w:space="0" w:color="auto"/>
-            </w:tcBorders>
-            <w:vAlign w:val="center"/>
-          </w:tcPr>
-          <w:p>
-            <w:pPr>
-              <w:contextualSpacing/>
-              <w:jc w:val="center"/>
-              <w:rPr>
-                <w:color w:val="0070C0"/>
-              </w:rPr>
-            </w:pPr>
-          </w:p>
-          <w:p>
-            <w:pPr>
-              <w:contextualSpacing/>
-              <w:jc w:val="center"/>
-              <w:rPr>
-                <w:i/>
-                <w:color w:val="0070C0"/>
-              </w:rPr>
-            </w:pPr>
-            <w:r>
-              <w:rPr>
-                <w:i/>
-                <w:color w:val="0070C0"/>
-              </w:rPr>
-              <w:t>[Date Signed]</w:t>
-            </w:r>
-          </w:p>
-        </w:tc>
-      </w:tr>
-      <w:tr>
-        <w:tc>
-          <w:tcPr>
-            <w:tcW w:w="2371" w:type="pct"/>
-            <w:tcBorders>
-              <w:top w:val="nil"/>
-              <w:bottom w:val="nil"/>
-              <w:right w:val="nil"/>
-            </w:tcBorders>
-          </w:tcPr>
-          <w:p>
-            <w:pPr>
-              <w:contextualSpacing/>
-              <w:jc w:val="center"/>
-            </w:pPr>
-          </w:p>
-        </w:tc>
-        <w:tc>
-          <w:tcPr>
-            <w:tcW w:w="2629" w:type="pct"/>
-            <w:tcBorders>
-              <w:top w:val="single" w:sz="4" w:space="0" w:color="auto"/>
-              <w:left w:val="nil"/>
-              <w:bottom w:val="nil"/>
-            </w:tcBorders>
-          </w:tcPr>
-          <w:p>
-            <w:pPr>
-              <w:contextualSpacing/>
-              <w:jc w:val="center"/>
-            </w:pPr>
-            <w:r>
-              <w:t>Date</w:t>
-            </w:r>
-          </w:p>
-        </w:tc>
-      </w:tr>
-    </w:tbl>
-    <w:p>
-      <w:pPr>
-        <w:spacing w:after="0" w:line="240" w:lineRule="auto"/>
-        <w:rPr>
-          <w:rFonts w:cstheme="minorHAnsi"/>
           <w:b/>
           <w:sz w:val="28"/>
           <w:szCs w:val="28"/>
         </w:rPr>
       </w:pPr>
+      <w:r>
+        <w:rPr>
+          <w:rFonts w:cstheme="minorHAnsi"/>
+          <w:b/>
+          <w:sz w:val="28"/>
+          <w:szCs w:val="28"/>
+        </w:rPr>
+        <w:t xml:space="preserve"> </w:t>
+      </w:r>
     </w:p>
     <w:p>
       <w:pPr>
@@ -3073,8 +2436,8 @@
       </w:r>
     </w:p>
     <w:sectPr>
-      <w:headerReference w:type="default" r:id="rId9"/>
-      <w:footerReference w:type="default" r:id="rId10"/>
+      <w:headerReference w:type="default" r:id="rId10"/>
+      <w:footerReference w:type="default" r:id="rId11"/>
       <w:pgSz w:w="12240" w:h="15840"/>
       <w:pgMar w:top="270" w:right="1440" w:bottom="270" w:left="1440" w:header="720" w:footer="0" w:gutter="0"/>
       <w:cols w:space="720"/>
@@ -3339,6 +2702,119 @@
 <file path=word/numbering.xml><?xml version="1.0" encoding="utf-8"?>
 <w:numbering xmlns:wpc="http://schemas.microsoft.com/office/word/2010/wordprocessingCanvas" xmlns:cx="http://schemas.microsoft.com/office/drawing/2014/chartex" xmlns:cx1="http://schemas.microsoft.com/office/drawing/2015/9/8/chartex" xmlns:cx2="http://schemas.microsoft.com/office/drawing/2015/10/21/chartex" xmlns:cx3="http://schemas.microsoft.com/office/drawing/2016/5/9/chartex" xmlns:cx4="http://schemas.microsoft.com/office/drawing/2016/5/10/chartex" xmlns:cx5="http://schemas.microsoft.com/office/drawing/2016/5/11/chartex" xmlns:cx6="http://schemas.microsoft.com/office/drawing/2016/5/12/chartex" xmlns:cx7="http://schemas.microsoft.com/office/drawing/2016/5/13/chartex" xmlns:cx8="http://schemas.microsoft.com/office/drawing/2016/5/14/chartex" xmlns:mc="http://schemas.openxmlformats.org/markup-compatibility/2006" xmlns:aink="http://schemas.microsoft.com/office/drawing/2016/ink" xmlns:am3d="http://schemas.microsoft.com/office/drawing/2017/model3d" xmlns:o="urn:schemas-microsoft-com:office:office" xmlns:oel="http://schemas.microsoft.com/office/2019/extlst" xmlns:r="http://schemas.openxmlformats.org/officeDocument/2006/relationships" xmlns:m="http://schemas.openxmlformats.org/officeDocument/2006/math" xmlns:v="urn:schemas-microsoft-com:vml" xmlns:wp14="http://schemas.microsoft.com/office/word/2010/wordprocessingDrawing" xmlns:wp="http://schemas.openxmlformats.org/drawingml/2006/wordprocessingDrawing" xmlns:w10="urn:schemas-microsoft-com:office:word" xmlns:w="http://schemas.openxmlformats.org/wordprocessingml/2006/main" xmlns:w14="http://schemas.microsoft.com/office/word/2010/wordml" xmlns:w15="http://schemas.microsoft.com/office/word/2012/wordml" xmlns:w16cex="http://schemas.microsoft.com/office/word/2018/wordml/cex" xmlns:w16cid="http://schemas.microsoft.com/office/word/2016/wordml/cid" xmlns:w16="http://schemas.microsoft.com/office/word/2018/wordml" xmlns:w16du="http://schemas.microsoft.com/office/word/2023/wordml/word16du" xmlns:w16sdtdh="http://schemas.microsoft.com/office/word/2020/wordml/sdtdatahash" xmlns:w16sdtfl="http://schemas.microsoft.com/office/word/2024/wordml/sdtformatlock" xmlns:w16se="http://schemas.microsoft.com/office/word/2015/wordml/symex" xmlns:wpg="http://schemas.microsoft.com/office/word/2010/wordprocessingGroup" xmlns:wpi="http://schemas.microsoft.com/office/word/2010/wordprocessingInk" xmlns:wne="http://schemas.microsoft.com/office/word/2006/wordml" xmlns:wps="http://schemas.microsoft.com/office/word/2010/wordprocessingShape" mc:Ignorable="w14 w15 w16se w16cid w16 w16cex w16sdtdh w16sdtfl w16du wp14">
   <w:abstractNum w:abstractNumId="0" w15:restartNumberingAfterBreak="0">
+    <w:nsid w:val="32D70EE0"/>
+    <w:multiLevelType w:val="hybridMultilevel"/>
+    <w:tmpl w:val="B1AC8FF0"/>
+    <w:lvl w:ilvl="0" w:tplc="EB1C49C0">
+      <w:start w:val="6"/>
+      <w:numFmt w:val="bullet"/>
+      <w:lvlText w:val="-"/>
+      <w:lvlJc w:val="left"/>
+      <w:pPr>
+        <w:ind w:left="720" w:hanging="360"/>
+      </w:pPr>
+      <w:rPr>
+        <w:rFonts w:ascii="Calibri" w:eastAsiaTheme="minorHAnsi" w:hAnsi="Calibri" w:cs="Calibri" w:hint="default"/>
+      </w:rPr>
+    </w:lvl>
+    <w:lvl w:ilvl="1" w:tplc="04090003" w:tentative="1">
+      <w:start w:val="1"/>
+      <w:numFmt w:val="bullet"/>
+      <w:lvlText w:val="o"/>
+      <w:lvlJc w:val="left"/>
+      <w:pPr>
+        <w:ind w:left="1440" w:hanging="360"/>
+      </w:pPr>
+      <w:rPr>
+        <w:rFonts w:ascii="Courier New" w:hAnsi="Courier New" w:cs="Courier New" w:hint="default"/>
+      </w:rPr>
+    </w:lvl>
+    <w:lvl w:ilvl="2" w:tplc="04090005" w:tentative="1">
+      <w:start w:val="1"/>
+      <w:numFmt w:val="bullet"/>
+      <w:lvlText w:val=""/>
+      <w:lvlJc w:val="left"/>
+      <w:pPr>
+        <w:ind w:left="2160" w:hanging="360"/>
+      </w:pPr>
+      <w:rPr>
+        <w:rFonts w:ascii="Wingdings" w:hAnsi="Wingdings" w:hint="default"/>
+      </w:rPr>
+    </w:lvl>
+    <w:lvl w:ilvl="3" w:tplc="04090001" w:tentative="1">
+      <w:start w:val="1"/>
+      <w:numFmt w:val="bullet"/>
+      <w:lvlText w:val=""/>
+      <w:lvlJc w:val="left"/>
+      <w:pPr>
+        <w:ind w:left="2880" w:hanging="360"/>
+      </w:pPr>
+      <w:rPr>
+        <w:rFonts w:ascii="Symbol" w:hAnsi="Symbol" w:hint="default"/>
+      </w:rPr>
+    </w:lvl>
+    <w:lvl w:ilvl="4" w:tplc="04090003" w:tentative="1">
+      <w:start w:val="1"/>
+      <w:numFmt w:val="bullet"/>
+      <w:lvlText w:val="o"/>
+      <w:lvlJc w:val="left"/>
+      <w:pPr>
+        <w:ind w:left="3600" w:hanging="360"/>
+      </w:pPr>
+      <w:rPr>
+        <w:rFonts w:ascii="Courier New" w:hAnsi="Courier New" w:cs="Courier New" w:hint="default"/>
+      </w:rPr>
+    </w:lvl>
+    <w:lvl w:ilvl="5" w:tplc="04090005" w:tentative="1">
+      <w:start w:val="1"/>
+      <w:numFmt w:val="bullet"/>
+      <w:lvlText w:val=""/>
+      <w:lvlJc w:val="left"/>
+      <w:pPr>
+        <w:ind w:left="4320" w:hanging="360"/>
+      </w:pPr>
+      <w:rPr>
+        <w:rFonts w:ascii="Wingdings" w:hAnsi="Wingdings" w:hint="default"/>
+      </w:rPr>
+    </w:lvl>
+    <w:lvl w:ilvl="6" w:tplc="04090001" w:tentative="1">
+      <w:start w:val="1"/>
+      <w:numFmt w:val="bullet"/>
+      <w:lvlText w:val=""/>
+      <w:lvlJc w:val="left"/>
+      <w:pPr>
+        <w:ind w:left="5040" w:hanging="360"/>
+      </w:pPr>
+      <w:rPr>
+        <w:rFonts w:ascii="Symbol" w:hAnsi="Symbol" w:hint="default"/>
+      </w:rPr>
+    </w:lvl>
+    <w:lvl w:ilvl="7" w:tplc="04090003" w:tentative="1">
+      <w:start w:val="1"/>
+      <w:numFmt w:val="bullet"/>
+      <w:lvlText w:val="o"/>
+      <w:lvlJc w:val="left"/>
+      <w:pPr>
+        <w:ind w:left="5760" w:hanging="360"/>
+      </w:pPr>
+      <w:rPr>
+        <w:rFonts w:ascii="Courier New" w:hAnsi="Courier New" w:cs="Courier New" w:hint="default"/>
+      </w:rPr>
+    </w:lvl>
+    <w:lvl w:ilvl="8" w:tplc="04090005" w:tentative="1">
+      <w:start w:val="1"/>
+      <w:numFmt w:val="bullet"/>
+      <w:lvlText w:val=""/>
+      <w:lvlJc w:val="left"/>
+      <w:pPr>
+        <w:ind w:left="6480" w:hanging="360"/>
+      </w:pPr>
+      <w:rPr>
+        <w:rFonts w:ascii="Wingdings" w:hAnsi="Wingdings" w:hint="default"/>
+      </w:rPr>
+    </w:lvl>
+  </w:abstractNum>
+  <w:abstractNum w:abstractNumId="1" w15:restartNumberingAfterBreak="0">
     <w:nsid w:val="702F0F70"/>
     <w:multiLevelType w:val="hybridMultilevel"/>
     <w:tmpl w:val="C4962ACE"/>
@@ -3452,6 +2928,9 @@
     </w:lvl>
   </w:abstractNum>
   <w:num w:numId="1" w16cid:durableId="1362900437">
+    <w:abstractNumId w:val="1"/>
+  </w:num>
+  <w:num w:numId="2" w16cid:durableId="1102144691">
     <w:abstractNumId w:val="0"/>
   </w:num>
 </w:numbering>
